--- a/policies/build/masters/FMS.1_v2_master.docx
+++ b/policies/build/masters/FMS.1_v2_master.docx
@@ -11,40 +11,25 @@
         <w:rPr>
           <w:b/>
           <w:bCs/>
+          <w:sz w:val="28"/>
+          <w:szCs w:val="28"/>
+        </w:rPr>
+        <w:t>Policy on Planned Facilities, Utilities and Environment-Friendly Measures</w:t>
+      </w:r>
+    </w:p>
+    <w:p>
+      <w:pPr>
+        <w:spacing w:after="60"/>
+        <w:jc w:val="center"/>
+      </w:pPr>
+      <w:r>
+        <w:rPr>
+          <w:b/>
+          <w:bCs/>
           <w:sz w:val="32"/>
           <w:szCs w:val="32"/>
         </w:rPr>
         <w:t xml:space="preserve">«Hospital Name»</w:t>
-      </w:r>
-    </w:p>
-    <w:p>
-      <w:pPr>
-        <w:spacing w:after="60"/>
-        <w:jc w:val="center"/>
-      </w:pPr>
-      <w:r>
-        <w:rPr>
-          <w:b/>
-          <w:bCs/>
-          <w:sz w:val="28"/>
-          <w:szCs w:val="28"/>
-        </w:rPr>
-        <w:t xml:space="preserve">Planned Facilities, Utilities and Environment-Friendly Measures</w:t>
-      </w:r>
-    </w:p>
-    <w:p>
-      <w:pPr>
-        <w:spacing w:after="240"/>
-        <w:jc w:val="center"/>
-      </w:pPr>
-      <w:r>
-        <w:rPr>
-          <w:i/>
-          <w:iCs/>
-          <w:sz w:val="20"/>
-          <w:szCs w:val="20"/>
-        </w:rPr>
-        <w:t xml:space="preserve">How this hospital plans space, keeps water and power working, and runs energy projects.</w:t>
       </w:r>
     </w:p>
     <w:p>
@@ -3458,266 +3443,6 @@
         <w:t xml:space="preserve">The Maintenance In-Charge keeps signed acknowledgements of plant operators and department heads with the induction record. Staff who start the generator or operate changeover are named on the trained-operator list.</w:t>
       </w:r>
     </w:p>
-    <w:p>
-      <w:pPr>
-        <w:pStyle w:val="Heading1"/>
-        <w:spacing w:after="120" w:before="280"/>
-      </w:pPr>
-      <w:r>
-        <w:t xml:space="preserve">10. References</w:t>
-      </w:r>
-    </w:p>
-    <w:p>
-      <w:pPr>
-        <w:pStyle w:val="ListParagraph"/>
-        <w:numPr>
-          <w:ilvl w:val="0"/>
-          <w:numId w:val="1"/>
-        </w:numPr>
-        <w:spacing w:after="60"/>
-      </w:pPr>
-      <w:r>
-        <w:rPr>
-          <w:sz w:val="22"/>
-          <w:szCs w:val="22"/>
-        </w:rPr>
-        <w:t xml:space="preserve">National Accreditation Board for Hospitals and Healthcare Providers (NABH), Standards for Small Healthcare Organisations, 3rd Edition — Chapter 8 FMS, standard FMS.1 (this policy is written so those requirements are met in day-to-day work; it is not a commentary on the standard).</w:t>
-      </w:r>
-    </w:p>
-    <w:p>
-      <w:pPr>
-        <w:pStyle w:val="ListParagraph"/>
-        <w:numPr>
-          <w:ilvl w:val="0"/>
-          <w:numId w:val="1"/>
-        </w:numPr>
-        <w:spacing w:after="60"/>
-      </w:pPr>
-      <w:r>
-        <w:rPr>
-          <w:sz w:val="22"/>
-          <w:szCs w:val="22"/>
-        </w:rPr>
-        <w:t xml:space="preserve">National Building Code of India, 2016. Bureau of Indian Standards — occupancy, services and as-built drawing guide as the local building and fire authority has applied it to this facility; not a universal sprinkler or bed-count rule.</w:t>
-      </w:r>
-    </w:p>
-    <w:p>
-      <w:pPr>
-        <w:pStyle w:val="ListParagraph"/>
-        <w:numPr>
-          <w:ilvl w:val="0"/>
-          <w:numId w:val="1"/>
-        </w:numPr>
-        <w:spacing w:after="60"/>
-      </w:pPr>
-      <w:r>
-        <w:rPr>
-          <w:sz w:val="22"/>
-          <w:szCs w:val="22"/>
-        </w:rPr>
-        <w:t xml:space="preserve">IS 732 — wiring practice; IS 3043 — earthing (NBC-pointed guides, not extra disclaimer statutes).</w:t>
-      </w:r>
-    </w:p>
-    <w:p>
-      <w:pPr>
-        <w:pStyle w:val="ListParagraph"/>
-        <w:numPr>
-          <w:ilvl w:val="0"/>
-          <w:numId w:val="1"/>
-        </w:numPr>
-        <w:spacing w:after="60"/>
-      </w:pPr>
-      <w:r>
-        <w:rPr>
-          <w:sz w:val="22"/>
-          <w:szCs w:val="22"/>
-        </w:rPr>
-        <w:t xml:space="preserve">Guidelines for Drinking-water Quality (4th Edition). World Health Organization (2011) — drinking-water quality-testing guide, not a pasted protocol or a NABH interval.</w:t>
-      </w:r>
-    </w:p>
-    <w:p>
-      <w:pPr>
-        <w:pStyle w:val="ListParagraph"/>
-        <w:numPr>
-          <w:ilvl w:val="0"/>
-          <w:numId w:val="1"/>
-        </w:numPr>
-        <w:spacing w:after="60"/>
-      </w:pPr>
-      <w:r>
-        <w:rPr>
-          <w:sz w:val="22"/>
-          <w:szCs w:val="22"/>
-        </w:rPr>
-        <w:t xml:space="preserve">Coulliette, A. D., &amp; Arduino, M. J. (2015). Hemodialysis and Water Quality. Semin Dial, 26(4), 427-438 — dialysis-water guide only if dialysis is on the service directory.</w:t>
-      </w:r>
-    </w:p>
-    <w:p>
-      <w:pPr>
-        <w:pStyle w:val="ListParagraph"/>
-        <w:numPr>
-          <w:ilvl w:val="0"/>
-          <w:numId w:val="1"/>
-        </w:numPr>
-        <w:spacing w:after="60"/>
-      </w:pPr>
-      <w:r>
-        <w:rPr>
-          <w:sz w:val="22"/>
-          <w:szCs w:val="22"/>
-        </w:rPr>
-        <w:t xml:space="preserve">Dhillon, V. S. (2015). Green Hospital and Climate Change: Their Interrelationship and the Way Forward. JOURNAL OF CLINICAL AND DIAGNOSTIC RESEARCH — energy-efficiency guide, not a named rating this hospital must hold.</w:t>
-      </w:r>
-    </w:p>
-    <w:p>
-      <w:pPr>
-        <w:pStyle w:val="ListParagraph"/>
-        <w:numPr>
-          <w:ilvl w:val="0"/>
-          <w:numId w:val="1"/>
-        </w:numPr>
-        <w:spacing w:after="60"/>
-      </w:pPr>
-      <w:r>
-        <w:rPr>
-          <w:sz w:val="22"/>
-          <w:szCs w:val="22"/>
-        </w:rPr>
-        <w:t xml:space="preserve">Indian Public Health Standards. (2022). National Health Mission — space-planning guide, not a NABH bed-count rule.</w:t>
-      </w:r>
-    </w:p>
-    <w:p>
-      <w:pPr>
-        <w:pStyle w:val="ListParagraph"/>
-        <w:numPr>
-          <w:ilvl w:val="0"/>
-          <w:numId w:val="1"/>
-        </w:numPr>
-        <w:spacing w:after="60"/>
-      </w:pPr>
-      <w:r>
-        <w:rPr>
-          <w:sz w:val="22"/>
-          <w:szCs w:val="22"/>
-        </w:rPr>
-        <w:t xml:space="preserve">Internal documents of this hospital: service directory; as-built drawing set; direction signs; drinking-water and electrical records; backup-test records; energy-project file; facility-safety, equipment, medical-gas and fire policies; infection-control waste policy.</w:t>
-      </w:r>
-    </w:p>
-    <w:p>
-      <w:pPr>
-        <w:pStyle w:val="Heading1"/>
-        <w:spacing w:after="120" w:before="280"/>
-      </w:pPr>
-      <w:r>
-        <w:t xml:space="preserve">11. Distribution</w:t>
-      </w:r>
-    </w:p>
-    <w:p>
-      <w:pPr>
-        <w:spacing w:after="140"/>
-      </w:pPr>
-      <w:r>
-        <w:rPr>
-          <w:sz w:val="22"/>
-          <w:szCs w:val="22"/>
-        </w:rPr>
-        <w:t xml:space="preserve">Official master copy: office of the Medical Superintendent, «Hospital Name», with the «Maintenance In-Charge» and the Quality Coordinator.</w:t>
-      </w:r>
-    </w:p>
-    <w:p>
-      <w:pPr>
-        <w:spacing w:after="140"/>
-      </w:pPr>
-      <w:r>
-        <w:rPr>
-          <w:sz w:val="22"/>
-          <w:szCs w:val="22"/>
-        </w:rPr>
-        <w:t xml:space="preserve">Copies issued to: engineering and facilities staff who operate utilities and backups; department heads whose space must match the service directory.</w:t>
-      </w:r>
-    </w:p>
-    <w:p>
-      <w:pPr>
-        <w:spacing w:after="140"/>
-      </w:pPr>
-      <w:r>
-        <w:rPr>
-          <w:sz w:val="22"/>
-          <w:szCs w:val="22"/>
-        </w:rPr>
-        <w:t xml:space="preserve">The current version is available to all staff at the «engineering office policy file» and, if the hospital keeps an intranet, at the «staff intranet / policies».</w:t>
-      </w:r>
-    </w:p>
-    <w:p>
-      <w:pPr>
-        <w:spacing w:after="140"/>
-      </w:pPr>
-      <w:r>
-        <w:rPr>
-          <w:sz w:val="22"/>
-          <w:szCs w:val="22"/>
-        </w:rPr>
-        <w:t xml:space="preserve">When a new version is issued, take old copies out of use. The Quality Coordinator keeps one dated copy of each old version.</w:t>
-      </w:r>
-    </w:p>
-    <w:p>
-      <w:pPr>
-        <w:pStyle w:val="Heading1"/>
-        <w:spacing w:after="120" w:before="280"/>
-      </w:pPr>
-      <w:r>
-        <w:t xml:space="preserve">12. Abbreviations</w:t>
-      </w:r>
-    </w:p>
-    <w:p>
-      <w:pPr>
-        <w:spacing w:after="140"/>
-      </w:pPr>
-      <w:r>
-        <w:rPr>
-          <w:sz w:val="22"/>
-          <w:szCs w:val="22"/>
-        </w:rPr>
-        <w:t xml:space="preserve">NBC — National Building Code of India, 2016
-DG — diesel generator
-UPS — uninterruptible power supply
-IPHS — Indian Public Health Standards
-GDWQ — WHO Guidelines for Drinking-water Quality
-WHO — World Health Organization
-PC-PNDT — Pre-Conception and Pre-Natal Diagnostic Techniques
-MGPS — medical gas pipeline system
-RO — reverse osmosis
-CSSD — central sterile supply department
-CAPA — corrective and preventive action
-RCA — root-cause analysis
-HVAC — heating, ventilation and air-conditioning
-RACI — Responsible, Accountable, Consulted, Informed
-IS — Indian Standard</w:t>
-      </w:r>
-    </w:p>
-    <w:p>
-      <w:pPr>
-        <w:pStyle w:val="Heading1"/>
-        <w:spacing w:after="120" w:before="280"/>
-      </w:pPr>
-      <w:r>
-        <w:t xml:space="preserve">13. Traceability to NABH SHCO 3rd Edition FMS.1</w:t>
-      </w:r>
-    </w:p>
-    <w:p>
-      <w:pPr>
-        <w:spacing w:after="120"/>
-      </w:pPr>
-      <w:r>
-        <w:rPr>
-          <w:i/>
-          <w:iCs/>
-          <w:sz w:val="20"/>
-          <w:szCs w:val="20"/>
-        </w:rPr>
-        <w:t xml:space="preserve">This table is an index. It is not how the policy is organised.</w:t>
-      </w:r>
-    </w:p>
     <w:tbl>
       <w:tblPr>
         <w:tblW w:type="pct" w:w="100%"/>
@@ -4377,7 +4102,99 @@
         <w:spacing w:after="120" w:before="280"/>
       </w:pPr>
       <w:r>
-        <w:t xml:space="preserve">14. Required Records / Evidence Checklist</w:t>
+        <w:t>10. Distribution</w:t>
+      </w:r>
+    </w:p>
+    <w:p>
+      <w:pPr>
+        <w:spacing w:after="140"/>
+      </w:pPr>
+      <w:r>
+        <w:rPr>
+          <w:sz w:val="22"/>
+          <w:szCs w:val="22"/>
+        </w:rPr>
+        <w:t xml:space="preserve">Official master copy: office of the Medical Superintendent, «Hospital Name», with the «Maintenance In-Charge» and the Quality Coordinator.</w:t>
+      </w:r>
+    </w:p>
+    <w:p>
+      <w:pPr>
+        <w:spacing w:after="140"/>
+      </w:pPr>
+      <w:r>
+        <w:rPr>
+          <w:sz w:val="22"/>
+          <w:szCs w:val="22"/>
+        </w:rPr>
+        <w:t xml:space="preserve">Copies issued to: engineering and facilities staff who operate utilities and backups; department heads whose space must match the service directory.</w:t>
+      </w:r>
+    </w:p>
+    <w:p>
+      <w:pPr>
+        <w:spacing w:after="140"/>
+      </w:pPr>
+      <w:r>
+        <w:rPr>
+          <w:sz w:val="22"/>
+          <w:szCs w:val="22"/>
+        </w:rPr>
+        <w:t xml:space="preserve">The current version is available to all staff at the «engineering office policy file» and, if the hospital keeps an intranet, at the «staff intranet / policies».</w:t>
+      </w:r>
+    </w:p>
+    <w:p>
+      <w:pPr>
+        <w:spacing w:after="140"/>
+      </w:pPr>
+      <w:r>
+        <w:rPr>
+          <w:sz w:val="22"/>
+          <w:szCs w:val="22"/>
+        </w:rPr>
+        <w:t xml:space="preserve">When a new version is issued, take old copies out of use. The Quality Coordinator keeps one dated copy of each old version.</w:t>
+      </w:r>
+    </w:p>
+    <w:p>
+      <w:pPr>
+        <w:pStyle w:val="Heading1"/>
+        <w:spacing w:after="120" w:before="280"/>
+      </w:pPr>
+      <w:r>
+        <w:t>11. Abbreviations</w:t>
+      </w:r>
+    </w:p>
+    <w:p>
+      <w:pPr>
+        <w:spacing w:after="140"/>
+      </w:pPr>
+      <w:r>
+        <w:rPr>
+          <w:sz w:val="22"/>
+          <w:szCs w:val="22"/>
+        </w:rPr>
+        <w:t xml:space="preserve">NBC — National Building Code of India, 2016
+DG — diesel generator
+UPS — uninterruptible power supply
+IPHS — Indian Public Health Standards
+GDWQ — WHO Guidelines for Drinking-water Quality
+WHO — World Health Organization
+PC-PNDT — Pre-Conception and Pre-Natal Diagnostic Techniques
+MGPS — medical gas pipeline system
+RO — reverse osmosis
+CSSD — central sterile supply department
+CAPA — corrective and preventive action
+RCA — root-cause analysis
+HVAC — heating, ventilation and air-conditioning
+RACI — Responsible, Accountable, Consulted, Informed
+IS — Indian Standard</w:t>
+      </w:r>
+    </w:p>
+    <w:p>
+      <w:pPr>
+        <w:pStyle w:val="Heading1"/>
+        <w:spacing w:after="120" w:before="280"/>
+      </w:pPr>
+      <w:r>
+        <w:t>12. Traceability to NABH SHCO 3rd Edition FMS.1</w:t>
       </w:r>
     </w:p>
     <w:p>
@@ -4391,6 +4208,29 @@
           <w:sz w:val="20"/>
           <w:szCs w:val="20"/>
         </w:rPr>
+        <w:t xml:space="preserve">This table is an index. It is not how the policy is organised.</w:t>
+      </w:r>
+    </w:p>
+    <w:p>
+      <w:pPr>
+        <w:pStyle w:val="Heading1"/>
+        <w:spacing w:after="120" w:before="280"/>
+      </w:pPr>
+      <w:r>
+        <w:t>13. Required Records / Evidence Checklist</w:t>
+      </w:r>
+    </w:p>
+    <w:p>
+      <w:pPr>
+        <w:spacing w:after="120"/>
+      </w:pPr>
+      <w:r>
+        <w:rPr>
+          <w:i/>
+          <w:iCs/>
+          <w:sz w:val="20"/>
+          <w:szCs w:val="20"/>
+        </w:rPr>
         <w:t xml:space="preserve">Records the hospital holds under this policy, listed by objective element.</w:t>
       </w:r>
     </w:p>
@@ -4854,6 +4694,151 @@
           <w:szCs w:val="22"/>
         </w:rPr>
         <w:t xml:space="preserve">Note that biomedical-waste colours remain with the infection-control waste policy.</w:t>
+      </w:r>
+    </w:p>
+    <w:p>
+      <w:pPr>
+        <w:pStyle w:val="Heading1"/>
+        <w:spacing w:after="120" w:before="280"/>
+      </w:pPr>
+      <w:r>
+        <w:t>14. References</w:t>
+      </w:r>
+    </w:p>
+    <w:p>
+      <w:pPr>
+        <w:pStyle w:val="ListParagraph"/>
+        <w:numPr>
+          <w:ilvl w:val="0"/>
+          <w:numId w:val="1"/>
+        </w:numPr>
+        <w:spacing w:after="60"/>
+      </w:pPr>
+      <w:r>
+        <w:rPr>
+          <w:sz w:val="22"/>
+          <w:szCs w:val="22"/>
+        </w:rPr>
+        <w:t xml:space="preserve">National Accreditation Board for Hospitals and Healthcare Providers (NABH), Standards for Small Healthcare Organisations, 3rd Edition — Chapter 8 FMS, standard FMS.1 (this policy is written so those requirements are met in day-to-day work; it is not a commentary on the standard).</w:t>
+      </w:r>
+    </w:p>
+    <w:p>
+      <w:pPr>
+        <w:pStyle w:val="ListParagraph"/>
+        <w:numPr>
+          <w:ilvl w:val="0"/>
+          <w:numId w:val="1"/>
+        </w:numPr>
+        <w:spacing w:after="60"/>
+      </w:pPr>
+      <w:r>
+        <w:rPr>
+          <w:sz w:val="22"/>
+          <w:szCs w:val="22"/>
+        </w:rPr>
+        <w:t xml:space="preserve">National Building Code of India, 2016. Bureau of Indian Standards — occupancy, services and as-built drawing guide as the local building and fire authority has applied it to this facility; not a universal sprinkler or bed-count rule.</w:t>
+      </w:r>
+    </w:p>
+    <w:p>
+      <w:pPr>
+        <w:pStyle w:val="ListParagraph"/>
+        <w:numPr>
+          <w:ilvl w:val="0"/>
+          <w:numId w:val="1"/>
+        </w:numPr>
+        <w:spacing w:after="60"/>
+      </w:pPr>
+      <w:r>
+        <w:rPr>
+          <w:sz w:val="22"/>
+          <w:szCs w:val="22"/>
+        </w:rPr>
+        <w:t xml:space="preserve">IS 732 — wiring practice; IS 3043 — earthing (NBC-pointed guides, not extra disclaimer statutes).</w:t>
+      </w:r>
+    </w:p>
+    <w:p>
+      <w:pPr>
+        <w:pStyle w:val="ListParagraph"/>
+        <w:numPr>
+          <w:ilvl w:val="0"/>
+          <w:numId w:val="1"/>
+        </w:numPr>
+        <w:spacing w:after="60"/>
+      </w:pPr>
+      <w:r>
+        <w:rPr>
+          <w:sz w:val="22"/>
+          <w:szCs w:val="22"/>
+        </w:rPr>
+        <w:t xml:space="preserve">Guidelines for Drinking-water Quality (4th Edition). World Health Organization (2011) — drinking-water quality-testing guide, not a pasted protocol or a NABH interval.</w:t>
+      </w:r>
+    </w:p>
+    <w:p>
+      <w:pPr>
+        <w:pStyle w:val="ListParagraph"/>
+        <w:numPr>
+          <w:ilvl w:val="0"/>
+          <w:numId w:val="1"/>
+        </w:numPr>
+        <w:spacing w:after="60"/>
+      </w:pPr>
+      <w:r>
+        <w:rPr>
+          <w:sz w:val="22"/>
+          <w:szCs w:val="22"/>
+        </w:rPr>
+        <w:t xml:space="preserve">Coulliette, A. D., &amp; Arduino, M. J. (2015). Hemodialysis and Water Quality. Semin Dial, 26(4), 427-438 — dialysis-water guide only if dialysis is on the service directory.</w:t>
+      </w:r>
+    </w:p>
+    <w:p>
+      <w:pPr>
+        <w:pStyle w:val="ListParagraph"/>
+        <w:numPr>
+          <w:ilvl w:val="0"/>
+          <w:numId w:val="1"/>
+        </w:numPr>
+        <w:spacing w:after="60"/>
+      </w:pPr>
+      <w:r>
+        <w:rPr>
+          <w:sz w:val="22"/>
+          <w:szCs w:val="22"/>
+        </w:rPr>
+        <w:t xml:space="preserve">Dhillon, V. S. (2015). Green Hospital and Climate Change: Their Interrelationship and the Way Forward. JOURNAL OF CLINICAL AND DIAGNOSTIC RESEARCH — energy-efficiency guide, not a named rating this hospital must hold.</w:t>
+      </w:r>
+    </w:p>
+    <w:p>
+      <w:pPr>
+        <w:pStyle w:val="ListParagraph"/>
+        <w:numPr>
+          <w:ilvl w:val="0"/>
+          <w:numId w:val="1"/>
+        </w:numPr>
+        <w:spacing w:after="60"/>
+      </w:pPr>
+      <w:r>
+        <w:rPr>
+          <w:sz w:val="22"/>
+          <w:szCs w:val="22"/>
+        </w:rPr>
+        <w:t xml:space="preserve">Indian Public Health Standards. (2022). National Health Mission — space-planning guide, not a NABH bed-count rule.</w:t>
+      </w:r>
+    </w:p>
+    <w:p>
+      <w:pPr>
+        <w:pStyle w:val="ListParagraph"/>
+        <w:numPr>
+          <w:ilvl w:val="0"/>
+          <w:numId w:val="1"/>
+        </w:numPr>
+        <w:spacing w:after="60"/>
+      </w:pPr>
+      <w:r>
+        <w:rPr>
+          <w:sz w:val="22"/>
+          <w:szCs w:val="22"/>
+        </w:rPr>
+        <w:t xml:space="preserve">Internal documents of this hospital: service directory; as-built drawing set; direction signs; drinking-water and electrical records; backup-test records; energy-project file; facility-safety, equipment, medical-gas and fire policies; infection-control waste policy.</w:t>
       </w:r>
     </w:p>
     <w:p>

--- a/policies/build/masters/FMS.1_v2_master.docx
+++ b/policies/build/masters/FMS.1_v2_master.docx
@@ -3460,6 +3460,7 @@
         <w:gridCol w:w="100"/>
         <w:gridCol w:w="100"/>
         <w:gridCol w:w="100"/>
+        <w:gridCol w:w="100"/>
       </w:tblGrid>
       <w:tr>
         <w:tc>
@@ -3487,6 +3488,26 @@
         </w:tc>
         <w:tc>
           <w:tcPr>
+            <w:tcW w:type="pct" w:w="12%"/>
+            <w:tcBorders>
+              <w:top w:val="single" w:color="999999" w:sz="4"/>
+              <w:left w:val="single" w:color="999999" w:sz="4"/>
+              <w:bottom w:val="single" w:color="999999" w:sz="4"/>
+              <w:right w:val="single" w:color="999999" w:sz="4"/>
+            </w:tcBorders>
+            <w:shd w:fill="E8E8E8" w:val="clear"/>
+          </w:tcPr>
+          <w:p>
+            <w:r>
+              <w:rPr>
+                <w:b/>
+              </w:rPr>
+              <w:t>Level</w:t>
+            </w:r>
+          </w:p>
+        </w:tc>
+        <w:tc>
+          <w:tcPr>
             <w:tcW w:type="pct" w:w="32%"/>
             <w:tcBorders>
               <w:top w:val="single" w:color="999999" w:sz="4"/>
@@ -3580,6 +3601,22 @@
         </w:tc>
         <w:tc>
           <w:tcPr>
+            <w:tcW w:type="pct" w:w="12%"/>
+            <w:tcBorders>
+              <w:top w:val="single" w:color="999999" w:sz="4"/>
+              <w:left w:val="single" w:color="999999" w:sz="4"/>
+              <w:bottom w:val="single" w:color="999999" w:sz="4"/>
+              <w:right w:val="single" w:color="999999" w:sz="4"/>
+            </w:tcBorders>
+          </w:tcPr>
+          <w:p>
+            <w:r>
+              <w:t>Commitment</w:t>
+            </w:r>
+          </w:p>
+        </w:tc>
+        <w:tc>
+          <w:tcPr>
             <w:tcW w:type="pct" w:w="32%"/>
             <w:tcBorders>
               <w:top w:val="single" w:color="999999" w:sz="4"/>
@@ -3670,6 +3707,22 @@
         </w:tc>
         <w:tc>
           <w:tcPr>
+            <w:tcW w:type="pct" w:w="12%"/>
+            <w:tcBorders>
+              <w:top w:val="single" w:color="999999" w:sz="4"/>
+              <w:left w:val="single" w:color="999999" w:sz="4"/>
+              <w:bottom w:val="single" w:color="999999" w:sz="4"/>
+              <w:right w:val="single" w:color="999999" w:sz="4"/>
+            </w:tcBorders>
+          </w:tcPr>
+          <w:p>
+            <w:r>
+              <w:t>Commitment</w:t>
+            </w:r>
+          </w:p>
+        </w:tc>
+        <w:tc>
+          <w:tcPr>
             <w:tcW w:type="pct" w:w="32%"/>
             <w:tcBorders>
               <w:top w:val="single" w:color="999999" w:sz="4"/>
@@ -3760,6 +3813,22 @@
         </w:tc>
         <w:tc>
           <w:tcPr>
+            <w:tcW w:type="pct" w:w="12%"/>
+            <w:tcBorders>
+              <w:top w:val="single" w:color="999999" w:sz="4"/>
+              <w:left w:val="single" w:color="999999" w:sz="4"/>
+              <w:bottom w:val="single" w:color="999999" w:sz="4"/>
+              <w:right w:val="single" w:color="999999" w:sz="4"/>
+            </w:tcBorders>
+          </w:tcPr>
+          <w:p>
+            <w:r>
+              <w:t>CORE</w:t>
+            </w:r>
+          </w:p>
+        </w:tc>
+        <w:tc>
+          <w:tcPr>
             <w:tcW w:type="pct" w:w="32%"/>
             <w:tcBorders>
               <w:top w:val="single" w:color="999999" w:sz="4"/>
@@ -3850,6 +3919,22 @@
         </w:tc>
         <w:tc>
           <w:tcPr>
+            <w:tcW w:type="pct" w:w="12%"/>
+            <w:tcBorders>
+              <w:top w:val="single" w:color="999999" w:sz="4"/>
+              <w:left w:val="single" w:color="999999" w:sz="4"/>
+              <w:bottom w:val="single" w:color="999999" w:sz="4"/>
+              <w:right w:val="single" w:color="999999" w:sz="4"/>
+            </w:tcBorders>
+          </w:tcPr>
+          <w:p>
+            <w:r>
+              <w:t>CORE</w:t>
+            </w:r>
+          </w:p>
+        </w:tc>
+        <w:tc>
+          <w:tcPr>
             <w:tcW w:type="pct" w:w="32%"/>
             <w:tcBorders>
               <w:top w:val="single" w:color="999999" w:sz="4"/>
@@ -3940,6 +4025,22 @@
         </w:tc>
         <w:tc>
           <w:tcPr>
+            <w:tcW w:type="pct" w:w="12%"/>
+            <w:tcBorders>
+              <w:top w:val="single" w:color="999999" w:sz="4"/>
+              <w:left w:val="single" w:color="999999" w:sz="4"/>
+              <w:bottom w:val="single" w:color="999999" w:sz="4"/>
+              <w:right w:val="single" w:color="999999" w:sz="4"/>
+            </w:tcBorders>
+          </w:tcPr>
+          <w:p>
+            <w:r>
+              <w:t>Commitment</w:t>
+            </w:r>
+          </w:p>
+        </w:tc>
+        <w:tc>
+          <w:tcPr>
             <w:tcW w:type="pct" w:w="32%"/>
             <w:tcBorders>
               <w:top w:val="single" w:color="999999" w:sz="4"/>
@@ -4030,6 +4131,22 @@
         </w:tc>
         <w:tc>
           <w:tcPr>
+            <w:tcW w:type="pct" w:w="12%"/>
+            <w:tcBorders>
+              <w:top w:val="single" w:color="999999" w:sz="4"/>
+              <w:left w:val="single" w:color="999999" w:sz="4"/>
+              <w:bottom w:val="single" w:color="999999" w:sz="4"/>
+              <w:right w:val="single" w:color="999999" w:sz="4"/>
+            </w:tcBorders>
+          </w:tcPr>
+          <w:p>
+            <w:r>
+              <w:t>Excellence*</w:t>
+            </w:r>
+          </w:p>
+        </w:tc>
+        <w:tc>
+          <w:tcPr>
             <w:tcW w:type="pct" w:w="32%"/>
             <w:tcBorders>
               <w:top w:val="single" w:color="999999" w:sz="4"/>
@@ -4162,32 +4279,695 @@
         <w:t>11. Abbreviations</w:t>
       </w:r>
     </w:p>
-    <w:p>
-      <w:pPr>
-        <w:spacing w:after="140"/>
-      </w:pPr>
-      <w:r>
-        <w:rPr>
-          <w:sz w:val="22"/>
-          <w:szCs w:val="22"/>
-        </w:rPr>
-        <w:t xml:space="preserve">NBC — National Building Code of India, 2016
-DG — diesel generator
-UPS — uninterruptible power supply
-IPHS — Indian Public Health Standards
-GDWQ — WHO Guidelines for Drinking-water Quality
-WHO — World Health Organization
-PC-PNDT — Pre-Conception and Pre-Natal Diagnostic Techniques
-MGPS — medical gas pipeline system
-RO — reverse osmosis
-CSSD — central sterile supply department
-CAPA — corrective and preventive action
-RCA — root-cause analysis
-HVAC — heating, ventilation and air-conditioning
-RACI — Responsible, Accountable, Consulted, Informed
-IS — Indian Standard</w:t>
-      </w:r>
-    </w:p>
+    <w:tbl>
+      <w:tblPr>
+        <w:tblW w:type="pct" w:w="100%"/>
+        <w:tblBorders>
+          <w:top w:val="single" w:color="auto" w:sz="4"/>
+          <w:left w:val="single" w:color="auto" w:sz="4"/>
+          <w:bottom w:val="single" w:color="auto" w:sz="4"/>
+          <w:right w:val="single" w:color="auto" w:sz="4"/>
+          <w:insideH w:val="single" w:color="auto" w:sz="4"/>
+          <w:insideV w:val="single" w:color="auto" w:sz="4"/>
+        </w:tblBorders>
+      </w:tblPr>
+      <w:tblGrid>
+        <w:gridCol w:w="100"/>
+        <w:gridCol w:w="100"/>
+      </w:tblGrid>
+      <w:tr>
+        <w:tc>
+          <w:tcPr>
+            <w:tcW w:type="pct" w:w="22%"/>
+            <w:tcBorders>
+              <w:top w:val="single" w:color="999999" w:sz="4"/>
+              <w:left w:val="single" w:color="999999" w:sz="4"/>
+              <w:bottom w:val="single" w:color="999999" w:sz="4"/>
+              <w:right w:val="single" w:color="999999" w:sz="4"/>
+            </w:tcBorders>
+            <w:shd w:fill="E8E8E8" w:val="clear"/>
+          </w:tcPr>
+          <w:p>
+            <w:r>
+              <w:rPr>
+                <w:b/>
+              </w:rPr>
+              <w:t>Abbreviation</w:t>
+            </w:r>
+          </w:p>
+        </w:tc>
+        <w:tc>
+          <w:tcPr>
+            <w:tcW w:type="pct" w:w="22%"/>
+            <w:tcBorders>
+              <w:top w:val="single" w:color="999999" w:sz="4"/>
+              <w:left w:val="single" w:color="999999" w:sz="4"/>
+              <w:bottom w:val="single" w:color="999999" w:sz="4"/>
+              <w:right w:val="single" w:color="999999" w:sz="4"/>
+            </w:tcBorders>
+            <w:shd w:fill="E8E8E8" w:val="clear"/>
+          </w:tcPr>
+          <w:p>
+            <w:r>
+              <w:rPr>
+                <w:b/>
+              </w:rPr>
+              <w:t>Meaning</w:t>
+            </w:r>
+          </w:p>
+        </w:tc>
+      </w:tr>
+      <w:tr>
+        <w:tc>
+          <w:tcPr>
+            <w:tcW w:type="pct" w:w="22%"/>
+            <w:tcBorders>
+              <w:top w:val="single" w:color="999999" w:sz="4"/>
+              <w:left w:val="single" w:color="999999" w:sz="4"/>
+              <w:bottom w:val="single" w:color="999999" w:sz="4"/>
+              <w:right w:val="single" w:color="999999" w:sz="4"/>
+            </w:tcBorders>
+            <w:shd w:fill="E8E8E8" w:val="clear"/>
+          </w:tcPr>
+          <w:p>
+            <w:r>
+              <w:rPr>
+                <w:b w:val="0"/>
+              </w:rPr>
+              <w:t>NBC</w:t>
+            </w:r>
+          </w:p>
+        </w:tc>
+        <w:tc>
+          <w:tcPr>
+            <w:tcW w:type="pct" w:w="22%"/>
+            <w:tcBorders>
+              <w:top w:val="single" w:color="999999" w:sz="4"/>
+              <w:left w:val="single" w:color="999999" w:sz="4"/>
+              <w:bottom w:val="single" w:color="999999" w:sz="4"/>
+              <w:right w:val="single" w:color="999999" w:sz="4"/>
+            </w:tcBorders>
+            <w:shd w:fill="E8E8E8" w:val="clear"/>
+          </w:tcPr>
+          <w:p>
+            <w:r>
+              <w:rPr>
+                <w:b w:val="0"/>
+              </w:rPr>
+              <w:t>National Building Code of India, 2016</w:t>
+            </w:r>
+          </w:p>
+        </w:tc>
+      </w:tr>
+      <w:tr>
+        <w:tc>
+          <w:tcPr>
+            <w:tcW w:type="pct" w:w="22%"/>
+            <w:tcBorders>
+              <w:top w:val="single" w:color="999999" w:sz="4"/>
+              <w:left w:val="single" w:color="999999" w:sz="4"/>
+              <w:bottom w:val="single" w:color="999999" w:sz="4"/>
+              <w:right w:val="single" w:color="999999" w:sz="4"/>
+            </w:tcBorders>
+            <w:shd w:fill="E8E8E8" w:val="clear"/>
+          </w:tcPr>
+          <w:p>
+            <w:r>
+              <w:rPr>
+                <w:b w:val="0"/>
+              </w:rPr>
+              <w:t>DG</w:t>
+            </w:r>
+          </w:p>
+        </w:tc>
+        <w:tc>
+          <w:tcPr>
+            <w:tcW w:type="pct" w:w="22%"/>
+            <w:tcBorders>
+              <w:top w:val="single" w:color="999999" w:sz="4"/>
+              <w:left w:val="single" w:color="999999" w:sz="4"/>
+              <w:bottom w:val="single" w:color="999999" w:sz="4"/>
+              <w:right w:val="single" w:color="999999" w:sz="4"/>
+            </w:tcBorders>
+            <w:shd w:fill="E8E8E8" w:val="clear"/>
+          </w:tcPr>
+          <w:p>
+            <w:r>
+              <w:rPr>
+                <w:b w:val="0"/>
+              </w:rPr>
+              <w:t>diesel generator</w:t>
+            </w:r>
+          </w:p>
+        </w:tc>
+      </w:tr>
+      <w:tr>
+        <w:tc>
+          <w:tcPr>
+            <w:tcW w:type="pct" w:w="22%"/>
+            <w:tcBorders>
+              <w:top w:val="single" w:color="999999" w:sz="4"/>
+              <w:left w:val="single" w:color="999999" w:sz="4"/>
+              <w:bottom w:val="single" w:color="999999" w:sz="4"/>
+              <w:right w:val="single" w:color="999999" w:sz="4"/>
+            </w:tcBorders>
+            <w:shd w:fill="E8E8E8" w:val="clear"/>
+          </w:tcPr>
+          <w:p>
+            <w:r>
+              <w:rPr>
+                <w:b w:val="0"/>
+              </w:rPr>
+              <w:t>UPS</w:t>
+            </w:r>
+          </w:p>
+        </w:tc>
+        <w:tc>
+          <w:tcPr>
+            <w:tcW w:type="pct" w:w="22%"/>
+            <w:tcBorders>
+              <w:top w:val="single" w:color="999999" w:sz="4"/>
+              <w:left w:val="single" w:color="999999" w:sz="4"/>
+              <w:bottom w:val="single" w:color="999999" w:sz="4"/>
+              <w:right w:val="single" w:color="999999" w:sz="4"/>
+            </w:tcBorders>
+            <w:shd w:fill="E8E8E8" w:val="clear"/>
+          </w:tcPr>
+          <w:p>
+            <w:r>
+              <w:rPr>
+                <w:b w:val="0"/>
+              </w:rPr>
+              <w:t>uninterruptible power supply</w:t>
+            </w:r>
+          </w:p>
+        </w:tc>
+      </w:tr>
+      <w:tr>
+        <w:tc>
+          <w:tcPr>
+            <w:tcW w:type="pct" w:w="22%"/>
+            <w:tcBorders>
+              <w:top w:val="single" w:color="999999" w:sz="4"/>
+              <w:left w:val="single" w:color="999999" w:sz="4"/>
+              <w:bottom w:val="single" w:color="999999" w:sz="4"/>
+              <w:right w:val="single" w:color="999999" w:sz="4"/>
+            </w:tcBorders>
+            <w:shd w:fill="E8E8E8" w:val="clear"/>
+          </w:tcPr>
+          <w:p>
+            <w:r>
+              <w:rPr>
+                <w:b w:val="0"/>
+              </w:rPr>
+              <w:t>IPHS</w:t>
+            </w:r>
+          </w:p>
+        </w:tc>
+        <w:tc>
+          <w:tcPr>
+            <w:tcW w:type="pct" w:w="22%"/>
+            <w:tcBorders>
+              <w:top w:val="single" w:color="999999" w:sz="4"/>
+              <w:left w:val="single" w:color="999999" w:sz="4"/>
+              <w:bottom w:val="single" w:color="999999" w:sz="4"/>
+              <w:right w:val="single" w:color="999999" w:sz="4"/>
+            </w:tcBorders>
+            <w:shd w:fill="E8E8E8" w:val="clear"/>
+          </w:tcPr>
+          <w:p>
+            <w:r>
+              <w:rPr>
+                <w:b w:val="0"/>
+              </w:rPr>
+              <w:t>Indian Public Health Standards</w:t>
+            </w:r>
+          </w:p>
+        </w:tc>
+      </w:tr>
+      <w:tr>
+        <w:tc>
+          <w:tcPr>
+            <w:tcW w:type="pct" w:w="22%"/>
+            <w:tcBorders>
+              <w:top w:val="single" w:color="999999" w:sz="4"/>
+              <w:left w:val="single" w:color="999999" w:sz="4"/>
+              <w:bottom w:val="single" w:color="999999" w:sz="4"/>
+              <w:right w:val="single" w:color="999999" w:sz="4"/>
+            </w:tcBorders>
+            <w:shd w:fill="E8E8E8" w:val="clear"/>
+          </w:tcPr>
+          <w:p>
+            <w:r>
+              <w:rPr>
+                <w:b w:val="0"/>
+              </w:rPr>
+              <w:t>GDWQ</w:t>
+            </w:r>
+          </w:p>
+        </w:tc>
+        <w:tc>
+          <w:tcPr>
+            <w:tcW w:type="pct" w:w="22%"/>
+            <w:tcBorders>
+              <w:top w:val="single" w:color="999999" w:sz="4"/>
+              <w:left w:val="single" w:color="999999" w:sz="4"/>
+              <w:bottom w:val="single" w:color="999999" w:sz="4"/>
+              <w:right w:val="single" w:color="999999" w:sz="4"/>
+            </w:tcBorders>
+            <w:shd w:fill="E8E8E8" w:val="clear"/>
+          </w:tcPr>
+          <w:p>
+            <w:r>
+              <w:rPr>
+                <w:b w:val="0"/>
+              </w:rPr>
+              <w:t>WHO Guidelines for Drinking-water Quality</w:t>
+            </w:r>
+          </w:p>
+        </w:tc>
+      </w:tr>
+      <w:tr>
+        <w:tc>
+          <w:tcPr>
+            <w:tcW w:type="pct" w:w="22%"/>
+            <w:tcBorders>
+              <w:top w:val="single" w:color="999999" w:sz="4"/>
+              <w:left w:val="single" w:color="999999" w:sz="4"/>
+              <w:bottom w:val="single" w:color="999999" w:sz="4"/>
+              <w:right w:val="single" w:color="999999" w:sz="4"/>
+            </w:tcBorders>
+            <w:shd w:fill="E8E8E8" w:val="clear"/>
+          </w:tcPr>
+          <w:p>
+            <w:r>
+              <w:rPr>
+                <w:b w:val="0"/>
+              </w:rPr>
+              <w:t>WHO</w:t>
+            </w:r>
+          </w:p>
+        </w:tc>
+        <w:tc>
+          <w:tcPr>
+            <w:tcW w:type="pct" w:w="22%"/>
+            <w:tcBorders>
+              <w:top w:val="single" w:color="999999" w:sz="4"/>
+              <w:left w:val="single" w:color="999999" w:sz="4"/>
+              <w:bottom w:val="single" w:color="999999" w:sz="4"/>
+              <w:right w:val="single" w:color="999999" w:sz="4"/>
+            </w:tcBorders>
+            <w:shd w:fill="E8E8E8" w:val="clear"/>
+          </w:tcPr>
+          <w:p>
+            <w:r>
+              <w:rPr>
+                <w:b w:val="0"/>
+              </w:rPr>
+              <w:t>World Health Organization</w:t>
+            </w:r>
+          </w:p>
+        </w:tc>
+      </w:tr>
+      <w:tr>
+        <w:tc>
+          <w:tcPr>
+            <w:tcW w:type="pct" w:w="22%"/>
+            <w:tcBorders>
+              <w:top w:val="single" w:color="999999" w:sz="4"/>
+              <w:left w:val="single" w:color="999999" w:sz="4"/>
+              <w:bottom w:val="single" w:color="999999" w:sz="4"/>
+              <w:right w:val="single" w:color="999999" w:sz="4"/>
+            </w:tcBorders>
+            <w:shd w:fill="E8E8E8" w:val="clear"/>
+          </w:tcPr>
+          <w:p>
+            <w:r>
+              <w:rPr>
+                <w:b w:val="0"/>
+              </w:rPr>
+              <w:t>PC-PNDT</w:t>
+            </w:r>
+          </w:p>
+        </w:tc>
+        <w:tc>
+          <w:tcPr>
+            <w:tcW w:type="pct" w:w="22%"/>
+            <w:tcBorders>
+              <w:top w:val="single" w:color="999999" w:sz="4"/>
+              <w:left w:val="single" w:color="999999" w:sz="4"/>
+              <w:bottom w:val="single" w:color="999999" w:sz="4"/>
+              <w:right w:val="single" w:color="999999" w:sz="4"/>
+            </w:tcBorders>
+            <w:shd w:fill="E8E8E8" w:val="clear"/>
+          </w:tcPr>
+          <w:p>
+            <w:r>
+              <w:rPr>
+                <w:b w:val="0"/>
+              </w:rPr>
+              <w:t>Pre-Conception and Pre-Natal Diagnostic Techniques</w:t>
+            </w:r>
+          </w:p>
+        </w:tc>
+      </w:tr>
+      <w:tr>
+        <w:tc>
+          <w:tcPr>
+            <w:tcW w:type="pct" w:w="22%"/>
+            <w:tcBorders>
+              <w:top w:val="single" w:color="999999" w:sz="4"/>
+              <w:left w:val="single" w:color="999999" w:sz="4"/>
+              <w:bottom w:val="single" w:color="999999" w:sz="4"/>
+              <w:right w:val="single" w:color="999999" w:sz="4"/>
+            </w:tcBorders>
+            <w:shd w:fill="E8E8E8" w:val="clear"/>
+          </w:tcPr>
+          <w:p>
+            <w:r>
+              <w:rPr>
+                <w:b w:val="0"/>
+              </w:rPr>
+              <w:t>MGPS</w:t>
+            </w:r>
+          </w:p>
+        </w:tc>
+        <w:tc>
+          <w:tcPr>
+            <w:tcW w:type="pct" w:w="22%"/>
+            <w:tcBorders>
+              <w:top w:val="single" w:color="999999" w:sz="4"/>
+              <w:left w:val="single" w:color="999999" w:sz="4"/>
+              <w:bottom w:val="single" w:color="999999" w:sz="4"/>
+              <w:right w:val="single" w:color="999999" w:sz="4"/>
+            </w:tcBorders>
+            <w:shd w:fill="E8E8E8" w:val="clear"/>
+          </w:tcPr>
+          <w:p>
+            <w:r>
+              <w:rPr>
+                <w:b w:val="0"/>
+              </w:rPr>
+              <w:t>medical gas pipeline system</w:t>
+            </w:r>
+          </w:p>
+        </w:tc>
+      </w:tr>
+      <w:tr>
+        <w:tc>
+          <w:tcPr>
+            <w:tcW w:type="pct" w:w="22%"/>
+            <w:tcBorders>
+              <w:top w:val="single" w:color="999999" w:sz="4"/>
+              <w:left w:val="single" w:color="999999" w:sz="4"/>
+              <w:bottom w:val="single" w:color="999999" w:sz="4"/>
+              <w:right w:val="single" w:color="999999" w:sz="4"/>
+            </w:tcBorders>
+            <w:shd w:fill="E8E8E8" w:val="clear"/>
+          </w:tcPr>
+          <w:p>
+            <w:r>
+              <w:rPr>
+                <w:b w:val="0"/>
+              </w:rPr>
+              <w:t>RO</w:t>
+            </w:r>
+          </w:p>
+        </w:tc>
+        <w:tc>
+          <w:tcPr>
+            <w:tcW w:type="pct" w:w="22%"/>
+            <w:tcBorders>
+              <w:top w:val="single" w:color="999999" w:sz="4"/>
+              <w:left w:val="single" w:color="999999" w:sz="4"/>
+              <w:bottom w:val="single" w:color="999999" w:sz="4"/>
+              <w:right w:val="single" w:color="999999" w:sz="4"/>
+            </w:tcBorders>
+            <w:shd w:fill="E8E8E8" w:val="clear"/>
+          </w:tcPr>
+          <w:p>
+            <w:r>
+              <w:rPr>
+                <w:b w:val="0"/>
+              </w:rPr>
+              <w:t>reverse osmosis</w:t>
+            </w:r>
+          </w:p>
+        </w:tc>
+      </w:tr>
+      <w:tr>
+        <w:tc>
+          <w:tcPr>
+            <w:tcW w:type="pct" w:w="22%"/>
+            <w:tcBorders>
+              <w:top w:val="single" w:color="999999" w:sz="4"/>
+              <w:left w:val="single" w:color="999999" w:sz="4"/>
+              <w:bottom w:val="single" w:color="999999" w:sz="4"/>
+              <w:right w:val="single" w:color="999999" w:sz="4"/>
+            </w:tcBorders>
+            <w:shd w:fill="E8E8E8" w:val="clear"/>
+          </w:tcPr>
+          <w:p>
+            <w:r>
+              <w:rPr>
+                <w:b w:val="0"/>
+              </w:rPr>
+              <w:t>CSSD</w:t>
+            </w:r>
+          </w:p>
+        </w:tc>
+        <w:tc>
+          <w:tcPr>
+            <w:tcW w:type="pct" w:w="22%"/>
+            <w:tcBorders>
+              <w:top w:val="single" w:color="999999" w:sz="4"/>
+              <w:left w:val="single" w:color="999999" w:sz="4"/>
+              <w:bottom w:val="single" w:color="999999" w:sz="4"/>
+              <w:right w:val="single" w:color="999999" w:sz="4"/>
+            </w:tcBorders>
+            <w:shd w:fill="E8E8E8" w:val="clear"/>
+          </w:tcPr>
+          <w:p>
+            <w:r>
+              <w:rPr>
+                <w:b w:val="0"/>
+              </w:rPr>
+              <w:t>central sterile supply department</w:t>
+            </w:r>
+          </w:p>
+        </w:tc>
+      </w:tr>
+      <w:tr>
+        <w:tc>
+          <w:tcPr>
+            <w:tcW w:type="pct" w:w="22%"/>
+            <w:tcBorders>
+              <w:top w:val="single" w:color="999999" w:sz="4"/>
+              <w:left w:val="single" w:color="999999" w:sz="4"/>
+              <w:bottom w:val="single" w:color="999999" w:sz="4"/>
+              <w:right w:val="single" w:color="999999" w:sz="4"/>
+            </w:tcBorders>
+            <w:shd w:fill="E8E8E8" w:val="clear"/>
+          </w:tcPr>
+          <w:p>
+            <w:r>
+              <w:rPr>
+                <w:b w:val="0"/>
+              </w:rPr>
+              <w:t>CAPA</w:t>
+            </w:r>
+          </w:p>
+        </w:tc>
+        <w:tc>
+          <w:tcPr>
+            <w:tcW w:type="pct" w:w="22%"/>
+            <w:tcBorders>
+              <w:top w:val="single" w:color="999999" w:sz="4"/>
+              <w:left w:val="single" w:color="999999" w:sz="4"/>
+              <w:bottom w:val="single" w:color="999999" w:sz="4"/>
+              <w:right w:val="single" w:color="999999" w:sz="4"/>
+            </w:tcBorders>
+            <w:shd w:fill="E8E8E8" w:val="clear"/>
+          </w:tcPr>
+          <w:p>
+            <w:r>
+              <w:rPr>
+                <w:b w:val="0"/>
+              </w:rPr>
+              <w:t>corrective and preventive action</w:t>
+            </w:r>
+          </w:p>
+        </w:tc>
+      </w:tr>
+      <w:tr>
+        <w:tc>
+          <w:tcPr>
+            <w:tcW w:type="pct" w:w="22%"/>
+            <w:tcBorders>
+              <w:top w:val="single" w:color="999999" w:sz="4"/>
+              <w:left w:val="single" w:color="999999" w:sz="4"/>
+              <w:bottom w:val="single" w:color="999999" w:sz="4"/>
+              <w:right w:val="single" w:color="999999" w:sz="4"/>
+            </w:tcBorders>
+            <w:shd w:fill="E8E8E8" w:val="clear"/>
+          </w:tcPr>
+          <w:p>
+            <w:r>
+              <w:rPr>
+                <w:b w:val="0"/>
+              </w:rPr>
+              <w:t>RCA</w:t>
+            </w:r>
+          </w:p>
+        </w:tc>
+        <w:tc>
+          <w:tcPr>
+            <w:tcW w:type="pct" w:w="22%"/>
+            <w:tcBorders>
+              <w:top w:val="single" w:color="999999" w:sz="4"/>
+              <w:left w:val="single" w:color="999999" w:sz="4"/>
+              <w:bottom w:val="single" w:color="999999" w:sz="4"/>
+              <w:right w:val="single" w:color="999999" w:sz="4"/>
+            </w:tcBorders>
+            <w:shd w:fill="E8E8E8" w:val="clear"/>
+          </w:tcPr>
+          <w:p>
+            <w:r>
+              <w:rPr>
+                <w:b w:val="0"/>
+              </w:rPr>
+              <w:t>root-cause analysis</w:t>
+            </w:r>
+          </w:p>
+        </w:tc>
+      </w:tr>
+      <w:tr>
+        <w:tc>
+          <w:tcPr>
+            <w:tcW w:type="pct" w:w="22%"/>
+            <w:tcBorders>
+              <w:top w:val="single" w:color="999999" w:sz="4"/>
+              <w:left w:val="single" w:color="999999" w:sz="4"/>
+              <w:bottom w:val="single" w:color="999999" w:sz="4"/>
+              <w:right w:val="single" w:color="999999" w:sz="4"/>
+            </w:tcBorders>
+            <w:shd w:fill="E8E8E8" w:val="clear"/>
+          </w:tcPr>
+          <w:p>
+            <w:r>
+              <w:rPr>
+                <w:b w:val="0"/>
+              </w:rPr>
+              <w:t>HVAC</w:t>
+            </w:r>
+          </w:p>
+        </w:tc>
+        <w:tc>
+          <w:tcPr>
+            <w:tcW w:type="pct" w:w="22%"/>
+            <w:tcBorders>
+              <w:top w:val="single" w:color="999999" w:sz="4"/>
+              <w:left w:val="single" w:color="999999" w:sz="4"/>
+              <w:bottom w:val="single" w:color="999999" w:sz="4"/>
+              <w:right w:val="single" w:color="999999" w:sz="4"/>
+            </w:tcBorders>
+            <w:shd w:fill="E8E8E8" w:val="clear"/>
+          </w:tcPr>
+          <w:p>
+            <w:r>
+              <w:rPr>
+                <w:b w:val="0"/>
+              </w:rPr>
+              <w:t>heating, ventilation and air-conditioning</w:t>
+            </w:r>
+          </w:p>
+        </w:tc>
+      </w:tr>
+      <w:tr>
+        <w:tc>
+          <w:tcPr>
+            <w:tcW w:type="pct" w:w="22%"/>
+            <w:tcBorders>
+              <w:top w:val="single" w:color="999999" w:sz="4"/>
+              <w:left w:val="single" w:color="999999" w:sz="4"/>
+              <w:bottom w:val="single" w:color="999999" w:sz="4"/>
+              <w:right w:val="single" w:color="999999" w:sz="4"/>
+            </w:tcBorders>
+            <w:shd w:fill="E8E8E8" w:val="clear"/>
+          </w:tcPr>
+          <w:p>
+            <w:r>
+              <w:rPr>
+                <w:b w:val="0"/>
+              </w:rPr>
+              <w:t>RACI</w:t>
+            </w:r>
+          </w:p>
+        </w:tc>
+        <w:tc>
+          <w:tcPr>
+            <w:tcW w:type="pct" w:w="22%"/>
+            <w:tcBorders>
+              <w:top w:val="single" w:color="999999" w:sz="4"/>
+              <w:left w:val="single" w:color="999999" w:sz="4"/>
+              <w:bottom w:val="single" w:color="999999" w:sz="4"/>
+              <w:right w:val="single" w:color="999999" w:sz="4"/>
+            </w:tcBorders>
+            <w:shd w:fill="E8E8E8" w:val="clear"/>
+          </w:tcPr>
+          <w:p>
+            <w:r>
+              <w:rPr>
+                <w:b w:val="0"/>
+              </w:rPr>
+              <w:t>Responsible, Accountable, Consulted, Informed</w:t>
+            </w:r>
+          </w:p>
+        </w:tc>
+      </w:tr>
+      <w:tr>
+        <w:tc>
+          <w:tcPr>
+            <w:tcW w:type="pct" w:w="22%"/>
+            <w:tcBorders>
+              <w:top w:val="single" w:color="999999" w:sz="4"/>
+              <w:left w:val="single" w:color="999999" w:sz="4"/>
+              <w:bottom w:val="single" w:color="999999" w:sz="4"/>
+              <w:right w:val="single" w:color="999999" w:sz="4"/>
+            </w:tcBorders>
+            <w:shd w:fill="E8E8E8" w:val="clear"/>
+          </w:tcPr>
+          <w:p>
+            <w:r>
+              <w:rPr>
+                <w:b w:val="0"/>
+              </w:rPr>
+              <w:t>IS</w:t>
+            </w:r>
+          </w:p>
+        </w:tc>
+        <w:tc>
+          <w:tcPr>
+            <w:tcW w:type="pct" w:w="22%"/>
+            <w:tcBorders>
+              <w:top w:val="single" w:color="999999" w:sz="4"/>
+              <w:left w:val="single" w:color="999999" w:sz="4"/>
+              <w:bottom w:val="single" w:color="999999" w:sz="4"/>
+              <w:right w:val="single" w:color="999999" w:sz="4"/>
+            </w:tcBorders>
+            <w:shd w:fill="E8E8E8" w:val="clear"/>
+          </w:tcPr>
+          <w:p>
+            <w:r>
+              <w:rPr>
+                <w:b w:val="0"/>
+              </w:rPr>
+              <w:t>Indian Standard</w:t>
+            </w:r>
+          </w:p>
+        </w:tc>
+      </w:tr>
+    </w:tbl>
     <w:p>
       <w:pPr>
         <w:pStyle w:val="Heading1"/>

--- a/policies/build/masters/FMS.1_v2_master.docx
+++ b/policies/build/masters/FMS.1_v2_master.docx
@@ -884,18 +884,6 @@
           <w:szCs w:val="22"/>
         </w:rPr>
         <w:t xml:space="preserve">This is the method for running the building and its utilities. It is not a consultant's drawing set. It is not a generator-vendor manual. It is not an application for a green-hospital certificate. It does not replace the occupancy conditions the local building authority issued for this site.</w:t>
-      </w:r>
-    </w:p>
-    <w:p>
-      <w:pPr>
-        <w:spacing w:after="140"/>
-      </w:pPr>
-      <w:r>
-        <w:rPr>
-          <w:sz w:val="22"/>
-          <w:szCs w:val="22"/>
-        </w:rPr>
-        <w:t xml:space="preserve">Words marked «like this» are defaults a small hospital can keep. Change the marked text before issue if this hospital needs a different owner, interval or arrangement. A blank marked «________» has no sensible default. Fill it in before this document is signed.</w:t>
       </w:r>
     </w:p>
     <w:p>

--- a/policies/build/masters/FMS.1_v2_master.docx
+++ b/policies/build/masters/FMS.1_v2_master.docx
@@ -3431,6 +3431,784 @@
         <w:t xml:space="preserve">The Maintenance In-Charge keeps signed acknowledgements of plant operators and department heads with the induction record. Staff who start the generator or operate changeover are named on the trained-operator list.</w:t>
       </w:r>
     </w:p>
+    <w:p>
+      <w:pPr>
+        <w:pStyle w:val="Heading1"/>
+        <w:spacing w:after="120" w:before="280"/>
+      </w:pPr>
+      <w:r>
+        <w:t>10. Distribution</w:t>
+      </w:r>
+    </w:p>
+    <w:p>
+      <w:pPr>
+        <w:spacing w:after="140"/>
+      </w:pPr>
+      <w:r>
+        <w:rPr>
+          <w:sz w:val="22"/>
+          <w:szCs w:val="22"/>
+        </w:rPr>
+        <w:t xml:space="preserve">Official master copy: office of the Medical Superintendent, «Hospital Name», with the «Maintenance In-Charge» and the Quality Coordinator.</w:t>
+      </w:r>
+    </w:p>
+    <w:p>
+      <w:pPr>
+        <w:spacing w:after="140"/>
+      </w:pPr>
+      <w:r>
+        <w:rPr>
+          <w:sz w:val="22"/>
+          <w:szCs w:val="22"/>
+        </w:rPr>
+        <w:t xml:space="preserve">Copies issued to: engineering and facilities staff who operate utilities and backups; department heads whose space must match the service directory.</w:t>
+      </w:r>
+    </w:p>
+    <w:p>
+      <w:pPr>
+        <w:spacing w:after="140"/>
+      </w:pPr>
+      <w:r>
+        <w:rPr>
+          <w:sz w:val="22"/>
+          <w:szCs w:val="22"/>
+        </w:rPr>
+        <w:t xml:space="preserve">The current version is available to all staff at the «engineering office policy file» and, if the hospital keeps an intranet, at the «staff intranet / policies».</w:t>
+      </w:r>
+    </w:p>
+    <w:p>
+      <w:pPr>
+        <w:spacing w:after="140"/>
+      </w:pPr>
+      <w:r>
+        <w:rPr>
+          <w:sz w:val="22"/>
+          <w:szCs w:val="22"/>
+        </w:rPr>
+        <w:t xml:space="preserve">When a new version is issued, take old copies out of use. The Quality Coordinator keeps one dated copy of each old version.</w:t>
+      </w:r>
+    </w:p>
+    <w:p>
+      <w:pPr>
+        <w:pStyle w:val="Heading1"/>
+        <w:spacing w:after="120" w:before="280"/>
+      </w:pPr>
+      <w:r>
+        <w:t>11. Abbreviations</w:t>
+      </w:r>
+    </w:p>
+    <w:tbl>
+      <w:tblPr>
+        <w:tblW w:type="pct" w:w="100%"/>
+        <w:tblBorders>
+          <w:top w:val="single" w:color="auto" w:sz="4"/>
+          <w:left w:val="single" w:color="auto" w:sz="4"/>
+          <w:bottom w:val="single" w:color="auto" w:sz="4"/>
+          <w:right w:val="single" w:color="auto" w:sz="4"/>
+          <w:insideH w:val="single" w:color="auto" w:sz="4"/>
+          <w:insideV w:val="single" w:color="auto" w:sz="4"/>
+        </w:tblBorders>
+      </w:tblPr>
+      <w:tblGrid>
+        <w:gridCol w:w="100"/>
+        <w:gridCol w:w="100"/>
+      </w:tblGrid>
+      <w:tr>
+        <w:tc>
+          <w:tcPr>
+            <w:tcW w:type="pct" w:w="22%"/>
+            <w:tcBorders>
+              <w:top w:val="single" w:color="999999" w:sz="4"/>
+              <w:left w:val="single" w:color="999999" w:sz="4"/>
+              <w:bottom w:val="single" w:color="999999" w:sz="4"/>
+              <w:right w:val="single" w:color="999999" w:sz="4"/>
+            </w:tcBorders>
+            <w:shd w:fill="E8E8E8" w:val="clear"/>
+          </w:tcPr>
+          <w:p>
+            <w:r>
+              <w:rPr>
+                <w:b/>
+              </w:rPr>
+              <w:t>Abbreviation</w:t>
+            </w:r>
+          </w:p>
+        </w:tc>
+        <w:tc>
+          <w:tcPr>
+            <w:tcW w:type="pct" w:w="22%"/>
+            <w:tcBorders>
+              <w:top w:val="single" w:color="999999" w:sz="4"/>
+              <w:left w:val="single" w:color="999999" w:sz="4"/>
+              <w:bottom w:val="single" w:color="999999" w:sz="4"/>
+              <w:right w:val="single" w:color="999999" w:sz="4"/>
+            </w:tcBorders>
+            <w:shd w:fill="E8E8E8" w:val="clear"/>
+          </w:tcPr>
+          <w:p>
+            <w:r>
+              <w:rPr>
+                <w:b/>
+              </w:rPr>
+              <w:t>Meaning</w:t>
+            </w:r>
+          </w:p>
+        </w:tc>
+      </w:tr>
+      <w:tr>
+        <w:tc>
+          <w:tcPr>
+            <w:tcW w:type="pct" w:w="22%"/>
+            <w:tcBorders>
+              <w:top w:val="single" w:color="999999" w:sz="4"/>
+              <w:left w:val="single" w:color="999999" w:sz="4"/>
+              <w:bottom w:val="single" w:color="999999" w:sz="4"/>
+              <w:right w:val="single" w:color="999999" w:sz="4"/>
+            </w:tcBorders>
+            <w:shd w:fill="E8E8E8" w:val="clear"/>
+          </w:tcPr>
+          <w:p>
+            <w:r>
+              <w:rPr>
+                <w:b w:val="0"/>
+              </w:rPr>
+              <w:t>NBC</w:t>
+            </w:r>
+          </w:p>
+        </w:tc>
+        <w:tc>
+          <w:tcPr>
+            <w:tcW w:type="pct" w:w="22%"/>
+            <w:tcBorders>
+              <w:top w:val="single" w:color="999999" w:sz="4"/>
+              <w:left w:val="single" w:color="999999" w:sz="4"/>
+              <w:bottom w:val="single" w:color="999999" w:sz="4"/>
+              <w:right w:val="single" w:color="999999" w:sz="4"/>
+            </w:tcBorders>
+            <w:shd w:fill="E8E8E8" w:val="clear"/>
+          </w:tcPr>
+          <w:p>
+            <w:r>
+              <w:rPr>
+                <w:b w:val="0"/>
+              </w:rPr>
+              <w:t>National Building Code of India, 2016</w:t>
+            </w:r>
+          </w:p>
+        </w:tc>
+      </w:tr>
+      <w:tr>
+        <w:tc>
+          <w:tcPr>
+            <w:tcW w:type="pct" w:w="22%"/>
+            <w:tcBorders>
+              <w:top w:val="single" w:color="999999" w:sz="4"/>
+              <w:left w:val="single" w:color="999999" w:sz="4"/>
+              <w:bottom w:val="single" w:color="999999" w:sz="4"/>
+              <w:right w:val="single" w:color="999999" w:sz="4"/>
+            </w:tcBorders>
+            <w:shd w:fill="E8E8E8" w:val="clear"/>
+          </w:tcPr>
+          <w:p>
+            <w:r>
+              <w:rPr>
+                <w:b w:val="0"/>
+              </w:rPr>
+              <w:t>DG</w:t>
+            </w:r>
+          </w:p>
+        </w:tc>
+        <w:tc>
+          <w:tcPr>
+            <w:tcW w:type="pct" w:w="22%"/>
+            <w:tcBorders>
+              <w:top w:val="single" w:color="999999" w:sz="4"/>
+              <w:left w:val="single" w:color="999999" w:sz="4"/>
+              <w:bottom w:val="single" w:color="999999" w:sz="4"/>
+              <w:right w:val="single" w:color="999999" w:sz="4"/>
+            </w:tcBorders>
+            <w:shd w:fill="E8E8E8" w:val="clear"/>
+          </w:tcPr>
+          <w:p>
+            <w:r>
+              <w:rPr>
+                <w:b w:val="0"/>
+              </w:rPr>
+              <w:t>diesel generator</w:t>
+            </w:r>
+          </w:p>
+        </w:tc>
+      </w:tr>
+      <w:tr>
+        <w:tc>
+          <w:tcPr>
+            <w:tcW w:type="pct" w:w="22%"/>
+            <w:tcBorders>
+              <w:top w:val="single" w:color="999999" w:sz="4"/>
+              <w:left w:val="single" w:color="999999" w:sz="4"/>
+              <w:bottom w:val="single" w:color="999999" w:sz="4"/>
+              <w:right w:val="single" w:color="999999" w:sz="4"/>
+            </w:tcBorders>
+            <w:shd w:fill="E8E8E8" w:val="clear"/>
+          </w:tcPr>
+          <w:p>
+            <w:r>
+              <w:rPr>
+                <w:b w:val="0"/>
+              </w:rPr>
+              <w:t>UPS</w:t>
+            </w:r>
+          </w:p>
+        </w:tc>
+        <w:tc>
+          <w:tcPr>
+            <w:tcW w:type="pct" w:w="22%"/>
+            <w:tcBorders>
+              <w:top w:val="single" w:color="999999" w:sz="4"/>
+              <w:left w:val="single" w:color="999999" w:sz="4"/>
+              <w:bottom w:val="single" w:color="999999" w:sz="4"/>
+              <w:right w:val="single" w:color="999999" w:sz="4"/>
+            </w:tcBorders>
+            <w:shd w:fill="E8E8E8" w:val="clear"/>
+          </w:tcPr>
+          <w:p>
+            <w:r>
+              <w:rPr>
+                <w:b w:val="0"/>
+              </w:rPr>
+              <w:t>uninterruptible power supply</w:t>
+            </w:r>
+          </w:p>
+        </w:tc>
+      </w:tr>
+      <w:tr>
+        <w:tc>
+          <w:tcPr>
+            <w:tcW w:type="pct" w:w="22%"/>
+            <w:tcBorders>
+              <w:top w:val="single" w:color="999999" w:sz="4"/>
+              <w:left w:val="single" w:color="999999" w:sz="4"/>
+              <w:bottom w:val="single" w:color="999999" w:sz="4"/>
+              <w:right w:val="single" w:color="999999" w:sz="4"/>
+            </w:tcBorders>
+            <w:shd w:fill="E8E8E8" w:val="clear"/>
+          </w:tcPr>
+          <w:p>
+            <w:r>
+              <w:rPr>
+                <w:b w:val="0"/>
+              </w:rPr>
+              <w:t>IPHS</w:t>
+            </w:r>
+          </w:p>
+        </w:tc>
+        <w:tc>
+          <w:tcPr>
+            <w:tcW w:type="pct" w:w="22%"/>
+            <w:tcBorders>
+              <w:top w:val="single" w:color="999999" w:sz="4"/>
+              <w:left w:val="single" w:color="999999" w:sz="4"/>
+              <w:bottom w:val="single" w:color="999999" w:sz="4"/>
+              <w:right w:val="single" w:color="999999" w:sz="4"/>
+            </w:tcBorders>
+            <w:shd w:fill="E8E8E8" w:val="clear"/>
+          </w:tcPr>
+          <w:p>
+            <w:r>
+              <w:rPr>
+                <w:b w:val="0"/>
+              </w:rPr>
+              <w:t>Indian Public Health Standards</w:t>
+            </w:r>
+          </w:p>
+        </w:tc>
+      </w:tr>
+      <w:tr>
+        <w:tc>
+          <w:tcPr>
+            <w:tcW w:type="pct" w:w="22%"/>
+            <w:tcBorders>
+              <w:top w:val="single" w:color="999999" w:sz="4"/>
+              <w:left w:val="single" w:color="999999" w:sz="4"/>
+              <w:bottom w:val="single" w:color="999999" w:sz="4"/>
+              <w:right w:val="single" w:color="999999" w:sz="4"/>
+            </w:tcBorders>
+            <w:shd w:fill="E8E8E8" w:val="clear"/>
+          </w:tcPr>
+          <w:p>
+            <w:r>
+              <w:rPr>
+                <w:b w:val="0"/>
+              </w:rPr>
+              <w:t>GDWQ</w:t>
+            </w:r>
+          </w:p>
+        </w:tc>
+        <w:tc>
+          <w:tcPr>
+            <w:tcW w:type="pct" w:w="22%"/>
+            <w:tcBorders>
+              <w:top w:val="single" w:color="999999" w:sz="4"/>
+              <w:left w:val="single" w:color="999999" w:sz="4"/>
+              <w:bottom w:val="single" w:color="999999" w:sz="4"/>
+              <w:right w:val="single" w:color="999999" w:sz="4"/>
+            </w:tcBorders>
+            <w:shd w:fill="E8E8E8" w:val="clear"/>
+          </w:tcPr>
+          <w:p>
+            <w:r>
+              <w:rPr>
+                <w:b w:val="0"/>
+              </w:rPr>
+              <w:t>WHO Guidelines for Drinking-water Quality</w:t>
+            </w:r>
+          </w:p>
+        </w:tc>
+      </w:tr>
+      <w:tr>
+        <w:tc>
+          <w:tcPr>
+            <w:tcW w:type="pct" w:w="22%"/>
+            <w:tcBorders>
+              <w:top w:val="single" w:color="999999" w:sz="4"/>
+              <w:left w:val="single" w:color="999999" w:sz="4"/>
+              <w:bottom w:val="single" w:color="999999" w:sz="4"/>
+              <w:right w:val="single" w:color="999999" w:sz="4"/>
+            </w:tcBorders>
+            <w:shd w:fill="E8E8E8" w:val="clear"/>
+          </w:tcPr>
+          <w:p>
+            <w:r>
+              <w:rPr>
+                <w:b w:val="0"/>
+              </w:rPr>
+              <w:t>WHO</w:t>
+            </w:r>
+          </w:p>
+        </w:tc>
+        <w:tc>
+          <w:tcPr>
+            <w:tcW w:type="pct" w:w="22%"/>
+            <w:tcBorders>
+              <w:top w:val="single" w:color="999999" w:sz="4"/>
+              <w:left w:val="single" w:color="999999" w:sz="4"/>
+              <w:bottom w:val="single" w:color="999999" w:sz="4"/>
+              <w:right w:val="single" w:color="999999" w:sz="4"/>
+            </w:tcBorders>
+            <w:shd w:fill="E8E8E8" w:val="clear"/>
+          </w:tcPr>
+          <w:p>
+            <w:r>
+              <w:rPr>
+                <w:b w:val="0"/>
+              </w:rPr>
+              <w:t>World Health Organization</w:t>
+            </w:r>
+          </w:p>
+        </w:tc>
+      </w:tr>
+      <w:tr>
+        <w:tc>
+          <w:tcPr>
+            <w:tcW w:type="pct" w:w="22%"/>
+            <w:tcBorders>
+              <w:top w:val="single" w:color="999999" w:sz="4"/>
+              <w:left w:val="single" w:color="999999" w:sz="4"/>
+              <w:bottom w:val="single" w:color="999999" w:sz="4"/>
+              <w:right w:val="single" w:color="999999" w:sz="4"/>
+            </w:tcBorders>
+            <w:shd w:fill="E8E8E8" w:val="clear"/>
+          </w:tcPr>
+          <w:p>
+            <w:r>
+              <w:rPr>
+                <w:b w:val="0"/>
+              </w:rPr>
+              <w:t>PC-PNDT</w:t>
+            </w:r>
+          </w:p>
+        </w:tc>
+        <w:tc>
+          <w:tcPr>
+            <w:tcW w:type="pct" w:w="22%"/>
+            <w:tcBorders>
+              <w:top w:val="single" w:color="999999" w:sz="4"/>
+              <w:left w:val="single" w:color="999999" w:sz="4"/>
+              <w:bottom w:val="single" w:color="999999" w:sz="4"/>
+              <w:right w:val="single" w:color="999999" w:sz="4"/>
+            </w:tcBorders>
+            <w:shd w:fill="E8E8E8" w:val="clear"/>
+          </w:tcPr>
+          <w:p>
+            <w:r>
+              <w:rPr>
+                <w:b w:val="0"/>
+              </w:rPr>
+              <w:t>Pre-Conception and Pre-Natal Diagnostic Techniques</w:t>
+            </w:r>
+          </w:p>
+        </w:tc>
+      </w:tr>
+      <w:tr>
+        <w:tc>
+          <w:tcPr>
+            <w:tcW w:type="pct" w:w="22%"/>
+            <w:tcBorders>
+              <w:top w:val="single" w:color="999999" w:sz="4"/>
+              <w:left w:val="single" w:color="999999" w:sz="4"/>
+              <w:bottom w:val="single" w:color="999999" w:sz="4"/>
+              <w:right w:val="single" w:color="999999" w:sz="4"/>
+            </w:tcBorders>
+            <w:shd w:fill="E8E8E8" w:val="clear"/>
+          </w:tcPr>
+          <w:p>
+            <w:r>
+              <w:rPr>
+                <w:b w:val="0"/>
+              </w:rPr>
+              <w:t>MGPS</w:t>
+            </w:r>
+          </w:p>
+        </w:tc>
+        <w:tc>
+          <w:tcPr>
+            <w:tcW w:type="pct" w:w="22%"/>
+            <w:tcBorders>
+              <w:top w:val="single" w:color="999999" w:sz="4"/>
+              <w:left w:val="single" w:color="999999" w:sz="4"/>
+              <w:bottom w:val="single" w:color="999999" w:sz="4"/>
+              <w:right w:val="single" w:color="999999" w:sz="4"/>
+            </w:tcBorders>
+            <w:shd w:fill="E8E8E8" w:val="clear"/>
+          </w:tcPr>
+          <w:p>
+            <w:r>
+              <w:rPr>
+                <w:b w:val="0"/>
+              </w:rPr>
+              <w:t>medical gas pipeline system</w:t>
+            </w:r>
+          </w:p>
+        </w:tc>
+      </w:tr>
+      <w:tr>
+        <w:tc>
+          <w:tcPr>
+            <w:tcW w:type="pct" w:w="22%"/>
+            <w:tcBorders>
+              <w:top w:val="single" w:color="999999" w:sz="4"/>
+              <w:left w:val="single" w:color="999999" w:sz="4"/>
+              <w:bottom w:val="single" w:color="999999" w:sz="4"/>
+              <w:right w:val="single" w:color="999999" w:sz="4"/>
+            </w:tcBorders>
+            <w:shd w:fill="E8E8E8" w:val="clear"/>
+          </w:tcPr>
+          <w:p>
+            <w:r>
+              <w:rPr>
+                <w:b w:val="0"/>
+              </w:rPr>
+              <w:t>RO</w:t>
+            </w:r>
+          </w:p>
+        </w:tc>
+        <w:tc>
+          <w:tcPr>
+            <w:tcW w:type="pct" w:w="22%"/>
+            <w:tcBorders>
+              <w:top w:val="single" w:color="999999" w:sz="4"/>
+              <w:left w:val="single" w:color="999999" w:sz="4"/>
+              <w:bottom w:val="single" w:color="999999" w:sz="4"/>
+              <w:right w:val="single" w:color="999999" w:sz="4"/>
+            </w:tcBorders>
+            <w:shd w:fill="E8E8E8" w:val="clear"/>
+          </w:tcPr>
+          <w:p>
+            <w:r>
+              <w:rPr>
+                <w:b w:val="0"/>
+              </w:rPr>
+              <w:t>reverse osmosis</w:t>
+            </w:r>
+          </w:p>
+        </w:tc>
+      </w:tr>
+      <w:tr>
+        <w:tc>
+          <w:tcPr>
+            <w:tcW w:type="pct" w:w="22%"/>
+            <w:tcBorders>
+              <w:top w:val="single" w:color="999999" w:sz="4"/>
+              <w:left w:val="single" w:color="999999" w:sz="4"/>
+              <w:bottom w:val="single" w:color="999999" w:sz="4"/>
+              <w:right w:val="single" w:color="999999" w:sz="4"/>
+            </w:tcBorders>
+            <w:shd w:fill="E8E8E8" w:val="clear"/>
+          </w:tcPr>
+          <w:p>
+            <w:r>
+              <w:rPr>
+                <w:b w:val="0"/>
+              </w:rPr>
+              <w:t>CSSD</w:t>
+            </w:r>
+          </w:p>
+        </w:tc>
+        <w:tc>
+          <w:tcPr>
+            <w:tcW w:type="pct" w:w="22%"/>
+            <w:tcBorders>
+              <w:top w:val="single" w:color="999999" w:sz="4"/>
+              <w:left w:val="single" w:color="999999" w:sz="4"/>
+              <w:bottom w:val="single" w:color="999999" w:sz="4"/>
+              <w:right w:val="single" w:color="999999" w:sz="4"/>
+            </w:tcBorders>
+            <w:shd w:fill="E8E8E8" w:val="clear"/>
+          </w:tcPr>
+          <w:p>
+            <w:r>
+              <w:rPr>
+                <w:b w:val="0"/>
+              </w:rPr>
+              <w:t>central sterile supply department</w:t>
+            </w:r>
+          </w:p>
+        </w:tc>
+      </w:tr>
+      <w:tr>
+        <w:tc>
+          <w:tcPr>
+            <w:tcW w:type="pct" w:w="22%"/>
+            <w:tcBorders>
+              <w:top w:val="single" w:color="999999" w:sz="4"/>
+              <w:left w:val="single" w:color="999999" w:sz="4"/>
+              <w:bottom w:val="single" w:color="999999" w:sz="4"/>
+              <w:right w:val="single" w:color="999999" w:sz="4"/>
+            </w:tcBorders>
+            <w:shd w:fill="E8E8E8" w:val="clear"/>
+          </w:tcPr>
+          <w:p>
+            <w:r>
+              <w:rPr>
+                <w:b w:val="0"/>
+              </w:rPr>
+              <w:t>CAPA</w:t>
+            </w:r>
+          </w:p>
+        </w:tc>
+        <w:tc>
+          <w:tcPr>
+            <w:tcW w:type="pct" w:w="22%"/>
+            <w:tcBorders>
+              <w:top w:val="single" w:color="999999" w:sz="4"/>
+              <w:left w:val="single" w:color="999999" w:sz="4"/>
+              <w:bottom w:val="single" w:color="999999" w:sz="4"/>
+              <w:right w:val="single" w:color="999999" w:sz="4"/>
+            </w:tcBorders>
+            <w:shd w:fill="E8E8E8" w:val="clear"/>
+          </w:tcPr>
+          <w:p>
+            <w:r>
+              <w:rPr>
+                <w:b w:val="0"/>
+              </w:rPr>
+              <w:t>corrective and preventive action</w:t>
+            </w:r>
+          </w:p>
+        </w:tc>
+      </w:tr>
+      <w:tr>
+        <w:tc>
+          <w:tcPr>
+            <w:tcW w:type="pct" w:w="22%"/>
+            <w:tcBorders>
+              <w:top w:val="single" w:color="999999" w:sz="4"/>
+              <w:left w:val="single" w:color="999999" w:sz="4"/>
+              <w:bottom w:val="single" w:color="999999" w:sz="4"/>
+              <w:right w:val="single" w:color="999999" w:sz="4"/>
+            </w:tcBorders>
+            <w:shd w:fill="E8E8E8" w:val="clear"/>
+          </w:tcPr>
+          <w:p>
+            <w:r>
+              <w:rPr>
+                <w:b w:val="0"/>
+              </w:rPr>
+              <w:t>RCA</w:t>
+            </w:r>
+          </w:p>
+        </w:tc>
+        <w:tc>
+          <w:tcPr>
+            <w:tcW w:type="pct" w:w="22%"/>
+            <w:tcBorders>
+              <w:top w:val="single" w:color="999999" w:sz="4"/>
+              <w:left w:val="single" w:color="999999" w:sz="4"/>
+              <w:bottom w:val="single" w:color="999999" w:sz="4"/>
+              <w:right w:val="single" w:color="999999" w:sz="4"/>
+            </w:tcBorders>
+            <w:shd w:fill="E8E8E8" w:val="clear"/>
+          </w:tcPr>
+          <w:p>
+            <w:r>
+              <w:rPr>
+                <w:b w:val="0"/>
+              </w:rPr>
+              <w:t>root-cause analysis</w:t>
+            </w:r>
+          </w:p>
+        </w:tc>
+      </w:tr>
+      <w:tr>
+        <w:tc>
+          <w:tcPr>
+            <w:tcW w:type="pct" w:w="22%"/>
+            <w:tcBorders>
+              <w:top w:val="single" w:color="999999" w:sz="4"/>
+              <w:left w:val="single" w:color="999999" w:sz="4"/>
+              <w:bottom w:val="single" w:color="999999" w:sz="4"/>
+              <w:right w:val="single" w:color="999999" w:sz="4"/>
+            </w:tcBorders>
+            <w:shd w:fill="E8E8E8" w:val="clear"/>
+          </w:tcPr>
+          <w:p>
+            <w:r>
+              <w:rPr>
+                <w:b w:val="0"/>
+              </w:rPr>
+              <w:t>HVAC</w:t>
+            </w:r>
+          </w:p>
+        </w:tc>
+        <w:tc>
+          <w:tcPr>
+            <w:tcW w:type="pct" w:w="22%"/>
+            <w:tcBorders>
+              <w:top w:val="single" w:color="999999" w:sz="4"/>
+              <w:left w:val="single" w:color="999999" w:sz="4"/>
+              <w:bottom w:val="single" w:color="999999" w:sz="4"/>
+              <w:right w:val="single" w:color="999999" w:sz="4"/>
+            </w:tcBorders>
+            <w:shd w:fill="E8E8E8" w:val="clear"/>
+          </w:tcPr>
+          <w:p>
+            <w:r>
+              <w:rPr>
+                <w:b w:val="0"/>
+              </w:rPr>
+              <w:t>heating, ventilation and air-conditioning</w:t>
+            </w:r>
+          </w:p>
+        </w:tc>
+      </w:tr>
+      <w:tr>
+        <w:tc>
+          <w:tcPr>
+            <w:tcW w:type="pct" w:w="22%"/>
+            <w:tcBorders>
+              <w:top w:val="single" w:color="999999" w:sz="4"/>
+              <w:left w:val="single" w:color="999999" w:sz="4"/>
+              <w:bottom w:val="single" w:color="999999" w:sz="4"/>
+              <w:right w:val="single" w:color="999999" w:sz="4"/>
+            </w:tcBorders>
+            <w:shd w:fill="E8E8E8" w:val="clear"/>
+          </w:tcPr>
+          <w:p>
+            <w:r>
+              <w:rPr>
+                <w:b w:val="0"/>
+              </w:rPr>
+              <w:t>RACI</w:t>
+            </w:r>
+          </w:p>
+        </w:tc>
+        <w:tc>
+          <w:tcPr>
+            <w:tcW w:type="pct" w:w="22%"/>
+            <w:tcBorders>
+              <w:top w:val="single" w:color="999999" w:sz="4"/>
+              <w:left w:val="single" w:color="999999" w:sz="4"/>
+              <w:bottom w:val="single" w:color="999999" w:sz="4"/>
+              <w:right w:val="single" w:color="999999" w:sz="4"/>
+            </w:tcBorders>
+            <w:shd w:fill="E8E8E8" w:val="clear"/>
+          </w:tcPr>
+          <w:p>
+            <w:r>
+              <w:rPr>
+                <w:b w:val="0"/>
+              </w:rPr>
+              <w:t>Responsible, Accountable, Consulted, Informed</w:t>
+            </w:r>
+          </w:p>
+        </w:tc>
+      </w:tr>
+      <w:tr>
+        <w:tc>
+          <w:tcPr>
+            <w:tcW w:type="pct" w:w="22%"/>
+            <w:tcBorders>
+              <w:top w:val="single" w:color="999999" w:sz="4"/>
+              <w:left w:val="single" w:color="999999" w:sz="4"/>
+              <w:bottom w:val="single" w:color="999999" w:sz="4"/>
+              <w:right w:val="single" w:color="999999" w:sz="4"/>
+            </w:tcBorders>
+            <w:shd w:fill="E8E8E8" w:val="clear"/>
+          </w:tcPr>
+          <w:p>
+            <w:r>
+              <w:rPr>
+                <w:b w:val="0"/>
+              </w:rPr>
+              <w:t>IS</w:t>
+            </w:r>
+          </w:p>
+        </w:tc>
+        <w:tc>
+          <w:tcPr>
+            <w:tcW w:type="pct" w:w="22%"/>
+            <w:tcBorders>
+              <w:top w:val="single" w:color="999999" w:sz="4"/>
+              <w:left w:val="single" w:color="999999" w:sz="4"/>
+              <w:bottom w:val="single" w:color="999999" w:sz="4"/>
+              <w:right w:val="single" w:color="999999" w:sz="4"/>
+            </w:tcBorders>
+            <w:shd w:fill="E8E8E8" w:val="clear"/>
+          </w:tcPr>
+          <w:p>
+            <w:r>
+              <w:rPr>
+                <w:b w:val="0"/>
+              </w:rPr>
+              <w:t>Indian Standard</w:t>
+            </w:r>
+          </w:p>
+        </w:tc>
+      </w:tr>
+    </w:tbl>
+    <w:p>
+      <w:pPr>
+        <w:pStyle w:val="Heading1"/>
+        <w:spacing w:after="120" w:before="280"/>
+      </w:pPr>
+      <w:r>
+        <w:t>12. Traceability to NABH SHCO 3rd Edition FMS.1</w:t>
+      </w:r>
+    </w:p>
+    <w:p>
+      <w:pPr>
+        <w:spacing w:after="120"/>
+      </w:pPr>
+      <w:r>
+        <w:rPr>
+          <w:i/>
+          <w:iCs/>
+          <w:sz w:val="20"/>
+          <w:szCs w:val="20"/>
+        </w:rPr>
+        <w:t xml:space="preserve">This table is an index. It is not how the policy is organised.</w:t>
+      </w:r>
+    </w:p>
     <w:tbl>
       <w:tblPr>
         <w:tblW w:type="pct" w:w="100%"/>
@@ -4201,784 +4979,6 @@
         </w:tc>
       </w:tr>
     </w:tbl>
-    <w:p>
-      <w:pPr>
-        <w:pStyle w:val="Heading1"/>
-        <w:spacing w:after="120" w:before="280"/>
-      </w:pPr>
-      <w:r>
-        <w:t>10. Distribution</w:t>
-      </w:r>
-    </w:p>
-    <w:p>
-      <w:pPr>
-        <w:spacing w:after="140"/>
-      </w:pPr>
-      <w:r>
-        <w:rPr>
-          <w:sz w:val="22"/>
-          <w:szCs w:val="22"/>
-        </w:rPr>
-        <w:t xml:space="preserve">Official master copy: office of the Medical Superintendent, «Hospital Name», with the «Maintenance In-Charge» and the Quality Coordinator.</w:t>
-      </w:r>
-    </w:p>
-    <w:p>
-      <w:pPr>
-        <w:spacing w:after="140"/>
-      </w:pPr>
-      <w:r>
-        <w:rPr>
-          <w:sz w:val="22"/>
-          <w:szCs w:val="22"/>
-        </w:rPr>
-        <w:t xml:space="preserve">Copies issued to: engineering and facilities staff who operate utilities and backups; department heads whose space must match the service directory.</w:t>
-      </w:r>
-    </w:p>
-    <w:p>
-      <w:pPr>
-        <w:spacing w:after="140"/>
-      </w:pPr>
-      <w:r>
-        <w:rPr>
-          <w:sz w:val="22"/>
-          <w:szCs w:val="22"/>
-        </w:rPr>
-        <w:t xml:space="preserve">The current version is available to all staff at the «engineering office policy file» and, if the hospital keeps an intranet, at the «staff intranet / policies».</w:t>
-      </w:r>
-    </w:p>
-    <w:p>
-      <w:pPr>
-        <w:spacing w:after="140"/>
-      </w:pPr>
-      <w:r>
-        <w:rPr>
-          <w:sz w:val="22"/>
-          <w:szCs w:val="22"/>
-        </w:rPr>
-        <w:t xml:space="preserve">When a new version is issued, take old copies out of use. The Quality Coordinator keeps one dated copy of each old version.</w:t>
-      </w:r>
-    </w:p>
-    <w:p>
-      <w:pPr>
-        <w:pStyle w:val="Heading1"/>
-        <w:spacing w:after="120" w:before="280"/>
-      </w:pPr>
-      <w:r>
-        <w:t>11. Abbreviations</w:t>
-      </w:r>
-    </w:p>
-    <w:tbl>
-      <w:tblPr>
-        <w:tblW w:type="pct" w:w="100%"/>
-        <w:tblBorders>
-          <w:top w:val="single" w:color="auto" w:sz="4"/>
-          <w:left w:val="single" w:color="auto" w:sz="4"/>
-          <w:bottom w:val="single" w:color="auto" w:sz="4"/>
-          <w:right w:val="single" w:color="auto" w:sz="4"/>
-          <w:insideH w:val="single" w:color="auto" w:sz="4"/>
-          <w:insideV w:val="single" w:color="auto" w:sz="4"/>
-        </w:tblBorders>
-      </w:tblPr>
-      <w:tblGrid>
-        <w:gridCol w:w="100"/>
-        <w:gridCol w:w="100"/>
-      </w:tblGrid>
-      <w:tr>
-        <w:tc>
-          <w:tcPr>
-            <w:tcW w:type="pct" w:w="22%"/>
-            <w:tcBorders>
-              <w:top w:val="single" w:color="999999" w:sz="4"/>
-              <w:left w:val="single" w:color="999999" w:sz="4"/>
-              <w:bottom w:val="single" w:color="999999" w:sz="4"/>
-              <w:right w:val="single" w:color="999999" w:sz="4"/>
-            </w:tcBorders>
-            <w:shd w:fill="E8E8E8" w:val="clear"/>
-          </w:tcPr>
-          <w:p>
-            <w:r>
-              <w:rPr>
-                <w:b/>
-              </w:rPr>
-              <w:t>Abbreviation</w:t>
-            </w:r>
-          </w:p>
-        </w:tc>
-        <w:tc>
-          <w:tcPr>
-            <w:tcW w:type="pct" w:w="22%"/>
-            <w:tcBorders>
-              <w:top w:val="single" w:color="999999" w:sz="4"/>
-              <w:left w:val="single" w:color="999999" w:sz="4"/>
-              <w:bottom w:val="single" w:color="999999" w:sz="4"/>
-              <w:right w:val="single" w:color="999999" w:sz="4"/>
-            </w:tcBorders>
-            <w:shd w:fill="E8E8E8" w:val="clear"/>
-          </w:tcPr>
-          <w:p>
-            <w:r>
-              <w:rPr>
-                <w:b/>
-              </w:rPr>
-              <w:t>Meaning</w:t>
-            </w:r>
-          </w:p>
-        </w:tc>
-      </w:tr>
-      <w:tr>
-        <w:tc>
-          <w:tcPr>
-            <w:tcW w:type="pct" w:w="22%"/>
-            <w:tcBorders>
-              <w:top w:val="single" w:color="999999" w:sz="4"/>
-              <w:left w:val="single" w:color="999999" w:sz="4"/>
-              <w:bottom w:val="single" w:color="999999" w:sz="4"/>
-              <w:right w:val="single" w:color="999999" w:sz="4"/>
-            </w:tcBorders>
-            <w:shd w:fill="E8E8E8" w:val="clear"/>
-          </w:tcPr>
-          <w:p>
-            <w:r>
-              <w:rPr>
-                <w:b w:val="0"/>
-              </w:rPr>
-              <w:t>NBC</w:t>
-            </w:r>
-          </w:p>
-        </w:tc>
-        <w:tc>
-          <w:tcPr>
-            <w:tcW w:type="pct" w:w="22%"/>
-            <w:tcBorders>
-              <w:top w:val="single" w:color="999999" w:sz="4"/>
-              <w:left w:val="single" w:color="999999" w:sz="4"/>
-              <w:bottom w:val="single" w:color="999999" w:sz="4"/>
-              <w:right w:val="single" w:color="999999" w:sz="4"/>
-            </w:tcBorders>
-            <w:shd w:fill="E8E8E8" w:val="clear"/>
-          </w:tcPr>
-          <w:p>
-            <w:r>
-              <w:rPr>
-                <w:b w:val="0"/>
-              </w:rPr>
-              <w:t>National Building Code of India, 2016</w:t>
-            </w:r>
-          </w:p>
-        </w:tc>
-      </w:tr>
-      <w:tr>
-        <w:tc>
-          <w:tcPr>
-            <w:tcW w:type="pct" w:w="22%"/>
-            <w:tcBorders>
-              <w:top w:val="single" w:color="999999" w:sz="4"/>
-              <w:left w:val="single" w:color="999999" w:sz="4"/>
-              <w:bottom w:val="single" w:color="999999" w:sz="4"/>
-              <w:right w:val="single" w:color="999999" w:sz="4"/>
-            </w:tcBorders>
-            <w:shd w:fill="E8E8E8" w:val="clear"/>
-          </w:tcPr>
-          <w:p>
-            <w:r>
-              <w:rPr>
-                <w:b w:val="0"/>
-              </w:rPr>
-              <w:t>DG</w:t>
-            </w:r>
-          </w:p>
-        </w:tc>
-        <w:tc>
-          <w:tcPr>
-            <w:tcW w:type="pct" w:w="22%"/>
-            <w:tcBorders>
-              <w:top w:val="single" w:color="999999" w:sz="4"/>
-              <w:left w:val="single" w:color="999999" w:sz="4"/>
-              <w:bottom w:val="single" w:color="999999" w:sz="4"/>
-              <w:right w:val="single" w:color="999999" w:sz="4"/>
-            </w:tcBorders>
-            <w:shd w:fill="E8E8E8" w:val="clear"/>
-          </w:tcPr>
-          <w:p>
-            <w:r>
-              <w:rPr>
-                <w:b w:val="0"/>
-              </w:rPr>
-              <w:t>diesel generator</w:t>
-            </w:r>
-          </w:p>
-        </w:tc>
-      </w:tr>
-      <w:tr>
-        <w:tc>
-          <w:tcPr>
-            <w:tcW w:type="pct" w:w="22%"/>
-            <w:tcBorders>
-              <w:top w:val="single" w:color="999999" w:sz="4"/>
-              <w:left w:val="single" w:color="999999" w:sz="4"/>
-              <w:bottom w:val="single" w:color="999999" w:sz="4"/>
-              <w:right w:val="single" w:color="999999" w:sz="4"/>
-            </w:tcBorders>
-            <w:shd w:fill="E8E8E8" w:val="clear"/>
-          </w:tcPr>
-          <w:p>
-            <w:r>
-              <w:rPr>
-                <w:b w:val="0"/>
-              </w:rPr>
-              <w:t>UPS</w:t>
-            </w:r>
-          </w:p>
-        </w:tc>
-        <w:tc>
-          <w:tcPr>
-            <w:tcW w:type="pct" w:w="22%"/>
-            <w:tcBorders>
-              <w:top w:val="single" w:color="999999" w:sz="4"/>
-              <w:left w:val="single" w:color="999999" w:sz="4"/>
-              <w:bottom w:val="single" w:color="999999" w:sz="4"/>
-              <w:right w:val="single" w:color="999999" w:sz="4"/>
-            </w:tcBorders>
-            <w:shd w:fill="E8E8E8" w:val="clear"/>
-          </w:tcPr>
-          <w:p>
-            <w:r>
-              <w:rPr>
-                <w:b w:val="0"/>
-              </w:rPr>
-              <w:t>uninterruptible power supply</w:t>
-            </w:r>
-          </w:p>
-        </w:tc>
-      </w:tr>
-      <w:tr>
-        <w:tc>
-          <w:tcPr>
-            <w:tcW w:type="pct" w:w="22%"/>
-            <w:tcBorders>
-              <w:top w:val="single" w:color="999999" w:sz="4"/>
-              <w:left w:val="single" w:color="999999" w:sz="4"/>
-              <w:bottom w:val="single" w:color="999999" w:sz="4"/>
-              <w:right w:val="single" w:color="999999" w:sz="4"/>
-            </w:tcBorders>
-            <w:shd w:fill="E8E8E8" w:val="clear"/>
-          </w:tcPr>
-          <w:p>
-            <w:r>
-              <w:rPr>
-                <w:b w:val="0"/>
-              </w:rPr>
-              <w:t>IPHS</w:t>
-            </w:r>
-          </w:p>
-        </w:tc>
-        <w:tc>
-          <w:tcPr>
-            <w:tcW w:type="pct" w:w="22%"/>
-            <w:tcBorders>
-              <w:top w:val="single" w:color="999999" w:sz="4"/>
-              <w:left w:val="single" w:color="999999" w:sz="4"/>
-              <w:bottom w:val="single" w:color="999999" w:sz="4"/>
-              <w:right w:val="single" w:color="999999" w:sz="4"/>
-            </w:tcBorders>
-            <w:shd w:fill="E8E8E8" w:val="clear"/>
-          </w:tcPr>
-          <w:p>
-            <w:r>
-              <w:rPr>
-                <w:b w:val="0"/>
-              </w:rPr>
-              <w:t>Indian Public Health Standards</w:t>
-            </w:r>
-          </w:p>
-        </w:tc>
-      </w:tr>
-      <w:tr>
-        <w:tc>
-          <w:tcPr>
-            <w:tcW w:type="pct" w:w="22%"/>
-            <w:tcBorders>
-              <w:top w:val="single" w:color="999999" w:sz="4"/>
-              <w:left w:val="single" w:color="999999" w:sz="4"/>
-              <w:bottom w:val="single" w:color="999999" w:sz="4"/>
-              <w:right w:val="single" w:color="999999" w:sz="4"/>
-            </w:tcBorders>
-            <w:shd w:fill="E8E8E8" w:val="clear"/>
-          </w:tcPr>
-          <w:p>
-            <w:r>
-              <w:rPr>
-                <w:b w:val="0"/>
-              </w:rPr>
-              <w:t>GDWQ</w:t>
-            </w:r>
-          </w:p>
-        </w:tc>
-        <w:tc>
-          <w:tcPr>
-            <w:tcW w:type="pct" w:w="22%"/>
-            <w:tcBorders>
-              <w:top w:val="single" w:color="999999" w:sz="4"/>
-              <w:left w:val="single" w:color="999999" w:sz="4"/>
-              <w:bottom w:val="single" w:color="999999" w:sz="4"/>
-              <w:right w:val="single" w:color="999999" w:sz="4"/>
-            </w:tcBorders>
-            <w:shd w:fill="E8E8E8" w:val="clear"/>
-          </w:tcPr>
-          <w:p>
-            <w:r>
-              <w:rPr>
-                <w:b w:val="0"/>
-              </w:rPr>
-              <w:t>WHO Guidelines for Drinking-water Quality</w:t>
-            </w:r>
-          </w:p>
-        </w:tc>
-      </w:tr>
-      <w:tr>
-        <w:tc>
-          <w:tcPr>
-            <w:tcW w:type="pct" w:w="22%"/>
-            <w:tcBorders>
-              <w:top w:val="single" w:color="999999" w:sz="4"/>
-              <w:left w:val="single" w:color="999999" w:sz="4"/>
-              <w:bottom w:val="single" w:color="999999" w:sz="4"/>
-              <w:right w:val="single" w:color="999999" w:sz="4"/>
-            </w:tcBorders>
-            <w:shd w:fill="E8E8E8" w:val="clear"/>
-          </w:tcPr>
-          <w:p>
-            <w:r>
-              <w:rPr>
-                <w:b w:val="0"/>
-              </w:rPr>
-              <w:t>WHO</w:t>
-            </w:r>
-          </w:p>
-        </w:tc>
-        <w:tc>
-          <w:tcPr>
-            <w:tcW w:type="pct" w:w="22%"/>
-            <w:tcBorders>
-              <w:top w:val="single" w:color="999999" w:sz="4"/>
-              <w:left w:val="single" w:color="999999" w:sz="4"/>
-              <w:bottom w:val="single" w:color="999999" w:sz="4"/>
-              <w:right w:val="single" w:color="999999" w:sz="4"/>
-            </w:tcBorders>
-            <w:shd w:fill="E8E8E8" w:val="clear"/>
-          </w:tcPr>
-          <w:p>
-            <w:r>
-              <w:rPr>
-                <w:b w:val="0"/>
-              </w:rPr>
-              <w:t>World Health Organization</w:t>
-            </w:r>
-          </w:p>
-        </w:tc>
-      </w:tr>
-      <w:tr>
-        <w:tc>
-          <w:tcPr>
-            <w:tcW w:type="pct" w:w="22%"/>
-            <w:tcBorders>
-              <w:top w:val="single" w:color="999999" w:sz="4"/>
-              <w:left w:val="single" w:color="999999" w:sz="4"/>
-              <w:bottom w:val="single" w:color="999999" w:sz="4"/>
-              <w:right w:val="single" w:color="999999" w:sz="4"/>
-            </w:tcBorders>
-            <w:shd w:fill="E8E8E8" w:val="clear"/>
-          </w:tcPr>
-          <w:p>
-            <w:r>
-              <w:rPr>
-                <w:b w:val="0"/>
-              </w:rPr>
-              <w:t>PC-PNDT</w:t>
-            </w:r>
-          </w:p>
-        </w:tc>
-        <w:tc>
-          <w:tcPr>
-            <w:tcW w:type="pct" w:w="22%"/>
-            <w:tcBorders>
-              <w:top w:val="single" w:color="999999" w:sz="4"/>
-              <w:left w:val="single" w:color="999999" w:sz="4"/>
-              <w:bottom w:val="single" w:color="999999" w:sz="4"/>
-              <w:right w:val="single" w:color="999999" w:sz="4"/>
-            </w:tcBorders>
-            <w:shd w:fill="E8E8E8" w:val="clear"/>
-          </w:tcPr>
-          <w:p>
-            <w:r>
-              <w:rPr>
-                <w:b w:val="0"/>
-              </w:rPr>
-              <w:t>Pre-Conception and Pre-Natal Diagnostic Techniques</w:t>
-            </w:r>
-          </w:p>
-        </w:tc>
-      </w:tr>
-      <w:tr>
-        <w:tc>
-          <w:tcPr>
-            <w:tcW w:type="pct" w:w="22%"/>
-            <w:tcBorders>
-              <w:top w:val="single" w:color="999999" w:sz="4"/>
-              <w:left w:val="single" w:color="999999" w:sz="4"/>
-              <w:bottom w:val="single" w:color="999999" w:sz="4"/>
-              <w:right w:val="single" w:color="999999" w:sz="4"/>
-            </w:tcBorders>
-            <w:shd w:fill="E8E8E8" w:val="clear"/>
-          </w:tcPr>
-          <w:p>
-            <w:r>
-              <w:rPr>
-                <w:b w:val="0"/>
-              </w:rPr>
-              <w:t>MGPS</w:t>
-            </w:r>
-          </w:p>
-        </w:tc>
-        <w:tc>
-          <w:tcPr>
-            <w:tcW w:type="pct" w:w="22%"/>
-            <w:tcBorders>
-              <w:top w:val="single" w:color="999999" w:sz="4"/>
-              <w:left w:val="single" w:color="999999" w:sz="4"/>
-              <w:bottom w:val="single" w:color="999999" w:sz="4"/>
-              <w:right w:val="single" w:color="999999" w:sz="4"/>
-            </w:tcBorders>
-            <w:shd w:fill="E8E8E8" w:val="clear"/>
-          </w:tcPr>
-          <w:p>
-            <w:r>
-              <w:rPr>
-                <w:b w:val="0"/>
-              </w:rPr>
-              <w:t>medical gas pipeline system</w:t>
-            </w:r>
-          </w:p>
-        </w:tc>
-      </w:tr>
-      <w:tr>
-        <w:tc>
-          <w:tcPr>
-            <w:tcW w:type="pct" w:w="22%"/>
-            <w:tcBorders>
-              <w:top w:val="single" w:color="999999" w:sz="4"/>
-              <w:left w:val="single" w:color="999999" w:sz="4"/>
-              <w:bottom w:val="single" w:color="999999" w:sz="4"/>
-              <w:right w:val="single" w:color="999999" w:sz="4"/>
-            </w:tcBorders>
-            <w:shd w:fill="E8E8E8" w:val="clear"/>
-          </w:tcPr>
-          <w:p>
-            <w:r>
-              <w:rPr>
-                <w:b w:val="0"/>
-              </w:rPr>
-              <w:t>RO</w:t>
-            </w:r>
-          </w:p>
-        </w:tc>
-        <w:tc>
-          <w:tcPr>
-            <w:tcW w:type="pct" w:w="22%"/>
-            <w:tcBorders>
-              <w:top w:val="single" w:color="999999" w:sz="4"/>
-              <w:left w:val="single" w:color="999999" w:sz="4"/>
-              <w:bottom w:val="single" w:color="999999" w:sz="4"/>
-              <w:right w:val="single" w:color="999999" w:sz="4"/>
-            </w:tcBorders>
-            <w:shd w:fill="E8E8E8" w:val="clear"/>
-          </w:tcPr>
-          <w:p>
-            <w:r>
-              <w:rPr>
-                <w:b w:val="0"/>
-              </w:rPr>
-              <w:t>reverse osmosis</w:t>
-            </w:r>
-          </w:p>
-        </w:tc>
-      </w:tr>
-      <w:tr>
-        <w:tc>
-          <w:tcPr>
-            <w:tcW w:type="pct" w:w="22%"/>
-            <w:tcBorders>
-              <w:top w:val="single" w:color="999999" w:sz="4"/>
-              <w:left w:val="single" w:color="999999" w:sz="4"/>
-              <w:bottom w:val="single" w:color="999999" w:sz="4"/>
-              <w:right w:val="single" w:color="999999" w:sz="4"/>
-            </w:tcBorders>
-            <w:shd w:fill="E8E8E8" w:val="clear"/>
-          </w:tcPr>
-          <w:p>
-            <w:r>
-              <w:rPr>
-                <w:b w:val="0"/>
-              </w:rPr>
-              <w:t>CSSD</w:t>
-            </w:r>
-          </w:p>
-        </w:tc>
-        <w:tc>
-          <w:tcPr>
-            <w:tcW w:type="pct" w:w="22%"/>
-            <w:tcBorders>
-              <w:top w:val="single" w:color="999999" w:sz="4"/>
-              <w:left w:val="single" w:color="999999" w:sz="4"/>
-              <w:bottom w:val="single" w:color="999999" w:sz="4"/>
-              <w:right w:val="single" w:color="999999" w:sz="4"/>
-            </w:tcBorders>
-            <w:shd w:fill="E8E8E8" w:val="clear"/>
-          </w:tcPr>
-          <w:p>
-            <w:r>
-              <w:rPr>
-                <w:b w:val="0"/>
-              </w:rPr>
-              <w:t>central sterile supply department</w:t>
-            </w:r>
-          </w:p>
-        </w:tc>
-      </w:tr>
-      <w:tr>
-        <w:tc>
-          <w:tcPr>
-            <w:tcW w:type="pct" w:w="22%"/>
-            <w:tcBorders>
-              <w:top w:val="single" w:color="999999" w:sz="4"/>
-              <w:left w:val="single" w:color="999999" w:sz="4"/>
-              <w:bottom w:val="single" w:color="999999" w:sz="4"/>
-              <w:right w:val="single" w:color="999999" w:sz="4"/>
-            </w:tcBorders>
-            <w:shd w:fill="E8E8E8" w:val="clear"/>
-          </w:tcPr>
-          <w:p>
-            <w:r>
-              <w:rPr>
-                <w:b w:val="0"/>
-              </w:rPr>
-              <w:t>CAPA</w:t>
-            </w:r>
-          </w:p>
-        </w:tc>
-        <w:tc>
-          <w:tcPr>
-            <w:tcW w:type="pct" w:w="22%"/>
-            <w:tcBorders>
-              <w:top w:val="single" w:color="999999" w:sz="4"/>
-              <w:left w:val="single" w:color="999999" w:sz="4"/>
-              <w:bottom w:val="single" w:color="999999" w:sz="4"/>
-              <w:right w:val="single" w:color="999999" w:sz="4"/>
-            </w:tcBorders>
-            <w:shd w:fill="E8E8E8" w:val="clear"/>
-          </w:tcPr>
-          <w:p>
-            <w:r>
-              <w:rPr>
-                <w:b w:val="0"/>
-              </w:rPr>
-              <w:t>corrective and preventive action</w:t>
-            </w:r>
-          </w:p>
-        </w:tc>
-      </w:tr>
-      <w:tr>
-        <w:tc>
-          <w:tcPr>
-            <w:tcW w:type="pct" w:w="22%"/>
-            <w:tcBorders>
-              <w:top w:val="single" w:color="999999" w:sz="4"/>
-              <w:left w:val="single" w:color="999999" w:sz="4"/>
-              <w:bottom w:val="single" w:color="999999" w:sz="4"/>
-              <w:right w:val="single" w:color="999999" w:sz="4"/>
-            </w:tcBorders>
-            <w:shd w:fill="E8E8E8" w:val="clear"/>
-          </w:tcPr>
-          <w:p>
-            <w:r>
-              <w:rPr>
-                <w:b w:val="0"/>
-              </w:rPr>
-              <w:t>RCA</w:t>
-            </w:r>
-          </w:p>
-        </w:tc>
-        <w:tc>
-          <w:tcPr>
-            <w:tcW w:type="pct" w:w="22%"/>
-            <w:tcBorders>
-              <w:top w:val="single" w:color="999999" w:sz="4"/>
-              <w:left w:val="single" w:color="999999" w:sz="4"/>
-              <w:bottom w:val="single" w:color="999999" w:sz="4"/>
-              <w:right w:val="single" w:color="999999" w:sz="4"/>
-            </w:tcBorders>
-            <w:shd w:fill="E8E8E8" w:val="clear"/>
-          </w:tcPr>
-          <w:p>
-            <w:r>
-              <w:rPr>
-                <w:b w:val="0"/>
-              </w:rPr>
-              <w:t>root-cause analysis</w:t>
-            </w:r>
-          </w:p>
-        </w:tc>
-      </w:tr>
-      <w:tr>
-        <w:tc>
-          <w:tcPr>
-            <w:tcW w:type="pct" w:w="22%"/>
-            <w:tcBorders>
-              <w:top w:val="single" w:color="999999" w:sz="4"/>
-              <w:left w:val="single" w:color="999999" w:sz="4"/>
-              <w:bottom w:val="single" w:color="999999" w:sz="4"/>
-              <w:right w:val="single" w:color="999999" w:sz="4"/>
-            </w:tcBorders>
-            <w:shd w:fill="E8E8E8" w:val="clear"/>
-          </w:tcPr>
-          <w:p>
-            <w:r>
-              <w:rPr>
-                <w:b w:val="0"/>
-              </w:rPr>
-              <w:t>HVAC</w:t>
-            </w:r>
-          </w:p>
-        </w:tc>
-        <w:tc>
-          <w:tcPr>
-            <w:tcW w:type="pct" w:w="22%"/>
-            <w:tcBorders>
-              <w:top w:val="single" w:color="999999" w:sz="4"/>
-              <w:left w:val="single" w:color="999999" w:sz="4"/>
-              <w:bottom w:val="single" w:color="999999" w:sz="4"/>
-              <w:right w:val="single" w:color="999999" w:sz="4"/>
-            </w:tcBorders>
-            <w:shd w:fill="E8E8E8" w:val="clear"/>
-          </w:tcPr>
-          <w:p>
-            <w:r>
-              <w:rPr>
-                <w:b w:val="0"/>
-              </w:rPr>
-              <w:t>heating, ventilation and air-conditioning</w:t>
-            </w:r>
-          </w:p>
-        </w:tc>
-      </w:tr>
-      <w:tr>
-        <w:tc>
-          <w:tcPr>
-            <w:tcW w:type="pct" w:w="22%"/>
-            <w:tcBorders>
-              <w:top w:val="single" w:color="999999" w:sz="4"/>
-              <w:left w:val="single" w:color="999999" w:sz="4"/>
-              <w:bottom w:val="single" w:color="999999" w:sz="4"/>
-              <w:right w:val="single" w:color="999999" w:sz="4"/>
-            </w:tcBorders>
-            <w:shd w:fill="E8E8E8" w:val="clear"/>
-          </w:tcPr>
-          <w:p>
-            <w:r>
-              <w:rPr>
-                <w:b w:val="0"/>
-              </w:rPr>
-              <w:t>RACI</w:t>
-            </w:r>
-          </w:p>
-        </w:tc>
-        <w:tc>
-          <w:tcPr>
-            <w:tcW w:type="pct" w:w="22%"/>
-            <w:tcBorders>
-              <w:top w:val="single" w:color="999999" w:sz="4"/>
-              <w:left w:val="single" w:color="999999" w:sz="4"/>
-              <w:bottom w:val="single" w:color="999999" w:sz="4"/>
-              <w:right w:val="single" w:color="999999" w:sz="4"/>
-            </w:tcBorders>
-            <w:shd w:fill="E8E8E8" w:val="clear"/>
-          </w:tcPr>
-          <w:p>
-            <w:r>
-              <w:rPr>
-                <w:b w:val="0"/>
-              </w:rPr>
-              <w:t>Responsible, Accountable, Consulted, Informed</w:t>
-            </w:r>
-          </w:p>
-        </w:tc>
-      </w:tr>
-      <w:tr>
-        <w:tc>
-          <w:tcPr>
-            <w:tcW w:type="pct" w:w="22%"/>
-            <w:tcBorders>
-              <w:top w:val="single" w:color="999999" w:sz="4"/>
-              <w:left w:val="single" w:color="999999" w:sz="4"/>
-              <w:bottom w:val="single" w:color="999999" w:sz="4"/>
-              <w:right w:val="single" w:color="999999" w:sz="4"/>
-            </w:tcBorders>
-            <w:shd w:fill="E8E8E8" w:val="clear"/>
-          </w:tcPr>
-          <w:p>
-            <w:r>
-              <w:rPr>
-                <w:b w:val="0"/>
-              </w:rPr>
-              <w:t>IS</w:t>
-            </w:r>
-          </w:p>
-        </w:tc>
-        <w:tc>
-          <w:tcPr>
-            <w:tcW w:type="pct" w:w="22%"/>
-            <w:tcBorders>
-              <w:top w:val="single" w:color="999999" w:sz="4"/>
-              <w:left w:val="single" w:color="999999" w:sz="4"/>
-              <w:bottom w:val="single" w:color="999999" w:sz="4"/>
-              <w:right w:val="single" w:color="999999" w:sz="4"/>
-            </w:tcBorders>
-            <w:shd w:fill="E8E8E8" w:val="clear"/>
-          </w:tcPr>
-          <w:p>
-            <w:r>
-              <w:rPr>
-                <w:b w:val="0"/>
-              </w:rPr>
-              <w:t>Indian Standard</w:t>
-            </w:r>
-          </w:p>
-        </w:tc>
-      </w:tr>
-    </w:tbl>
-    <w:p>
-      <w:pPr>
-        <w:pStyle w:val="Heading1"/>
-        <w:spacing w:after="120" w:before="280"/>
-      </w:pPr>
-      <w:r>
-        <w:t>12. Traceability to NABH SHCO 3rd Edition FMS.1</w:t>
-      </w:r>
-    </w:p>
-    <w:p>
-      <w:pPr>
-        <w:spacing w:after="120"/>
-      </w:pPr>
-      <w:r>
-        <w:rPr>
-          <w:i/>
-          <w:iCs/>
-          <w:sz w:val="20"/>
-          <w:szCs w:val="20"/>
-        </w:rPr>
-        <w:t xml:space="preserve">This table is an index. It is not how the policy is organised.</w:t>
-      </w:r>
-    </w:p>
     <w:p>
       <w:pPr>
         <w:pStyle w:val="Heading1"/>

--- a/policies/build/masters/FMS.1_v2_master.docx
+++ b/policies/build/masters/FMS.1_v2_master.docx
@@ -1714,7 +1714,7 @@
           <w:sz w:val="22"/>
           <w:szCs w:val="22"/>
         </w:rPr>
-        <w:t xml:space="preserve">Indian Standard (IS) 732 (wiring practice) and IS 3043 (earthing) are NBC-pointed guides for how the installation should behave. They are not extra laws in the disclaimer. Central Electricity Authority electrical-supply regulations are not a numbered FMS chapter reference. They are not imported into this policy.</w:t>
+        <w:t>Indian Standard (IS) 732 (wiring practice) and IS 3043 (earthing) are NBC-pointed guides for how the installation should behave. They are not extra laws in the disclaimer. Central Electricity Authority electrical-supply regulations are not a numbered standard reference in this policy. They are not imported into this policy.</w:t>
       </w:r>
     </w:p>
     <w:p>

--- a/policies/build/masters/FMS.1_v2_master.docx
+++ b/policies/build/masters/FMS.1_v2_master.docx
@@ -5487,8 +5487,23 @@
           <w:sz w:val="22"/>
           <w:szCs w:val="22"/>
         </w:rPr>
-        <w:t xml:space="preserve">National Accreditation Board for Hospitals and Healthcare Providers (NABH), Standards for Small Healthcare Organisations, 3rd Edition — Chapter 8 FMS, standard FMS.1 (this policy is written so those requirements are met in day-to-day work; it is not a commentary on the standard).</w:t>
-      </w:r>
+      </w:r>
+      <w:r>
+        <w:rPr>
+          <w:sz w:val="22"/>
+        </w:rPr>
+        <w:t xml:space="preserve">National Accreditation Board for Hospitals &amp; Healthcare Providers. (2022). Standards for small healthcare organisations (3rd ed.) — Facility Management and Safety chapter, standard FMS.1. (this policy is written so those requirements are met in day-to-day work; it is not a commentary on the standard). </w:t>
+      </w:r>
+      <w:hyperlink r:id="rId9">
+        <w:r>
+          <w:rPr>
+            <w:rStyle w:val="Hyperlink"/>
+            <w:sz w:val="22"/>
+            <w:szCs w:val="22"/>
+          </w:rPr>
+          <w:t>https://nabh.co/programmes/small-healthcare-organisation-shco-accreditation-programme/</w:t>
+        </w:r>
+      </w:hyperlink>
     </w:p>
     <w:p>
       <w:pPr>
